--- a/docs/ResearchOne - Work Order O.docx
+++ b/docs/ResearchOne - Work Order O.docx
@@ -19,7 +19,7 @@
           <w:sz w:val="14"/>
           <w:szCs w:val="14"/>
         </w:rPr>
-        <w:t>Work Order N — Admin dashboard</w:t>
+        <w:t>Work Order O — Observability, logging, error states, and legal stubs</w:t>
       </w:r>
     </w:p>
     <w:p>
@@ -39,7 +39,7 @@
           <w:sz w:val="14"/>
           <w:szCs w:val="14"/>
         </w:rPr>
-        <w:t>Goal. Build the admin UI for user lookup, wallet adjustment, tier override, run telemetry, and audit log query.</w:t>
+        <w:t>Goal. Production-grade error handling, monitoring, real health checks, and the legal-page stubs that need lawyer review before launch.</w:t>
       </w:r>
     </w:p>
     <w:p>
@@ -66,7 +66,7 @@
       <w:pPr>
         <w:numPr>
           <w:ilvl w:val="0"/>
-          <w:numId w:val="79"/>
+          <w:numId w:val="85"/>
         </w:numPr>
         <w:spacing w:after="0" w:line="240" w:lineRule="auto"/>
         <w:rPr>
@@ -83,14 +83,14 @@
           <w:sz w:val="14"/>
           <w:szCs w:val="14"/>
         </w:rPr>
-        <w:t>This report Section 10 (admin dashboard specs)</w:t>
+        <w:t>ResearchOne_Update_041626.pdf — Phase 5 ("real system health") and Phase 2 ("research-run failure visibility") laid out the plan</w:t>
       </w:r>
     </w:p>
     <w:p>
       <w:pPr>
         <w:numPr>
           <w:ilvl w:val="0"/>
-          <w:numId w:val="79"/>
+          <w:numId w:val="85"/>
         </w:numPr>
         <w:spacing w:after="0" w:line="240" w:lineRule="auto"/>
         <w:rPr>
@@ -107,7 +107,31 @@
           <w:sz w:val="14"/>
           <w:szCs w:val="14"/>
         </w:rPr>
-        <w:t>All previous work orders (you'll be reading data they wrote)</w:t>
+        <w:t>This report Section 8 (data handling for privacy disclosure)</w:t>
+      </w:r>
+    </w:p>
+    <w:p>
+      <w:pPr>
+        <w:numPr>
+          <w:ilvl w:val="0"/>
+          <w:numId w:val="85"/>
+        </w:numPr>
+        <w:spacing w:after="0" w:line="240" w:lineRule="auto"/>
+        <w:rPr>
+          <w:b/>
+          <w:bCs/>
+          <w:sz w:val="14"/>
+          <w:szCs w:val="14"/>
+        </w:rPr>
+      </w:pPr>
+      <w:r>
+        <w:rPr>
+          <w:b/>
+          <w:bCs/>
+          <w:sz w:val="14"/>
+          <w:szCs w:val="14"/>
+        </w:rPr>
+        <w:t>This report Section 10 (observability stack)</w:t>
       </w:r>
     </w:p>
     <w:p>
@@ -147,6 +171,1077 @@
           <w:sz w:val="14"/>
           <w:szCs w:val="14"/>
         </w:rPr>
+        <w:t>Backend:</w:t>
+      </w:r>
+    </w:p>
+    <w:p>
+      <w:pPr>
+        <w:numPr>
+          <w:ilvl w:val="0"/>
+          <w:numId w:val="86"/>
+        </w:numPr>
+        <w:spacing w:after="0" w:line="240" w:lineRule="auto"/>
+        <w:rPr>
+          <w:b/>
+          <w:bCs/>
+          <w:sz w:val="14"/>
+          <w:szCs w:val="14"/>
+        </w:rPr>
+      </w:pPr>
+      <w:r>
+        <w:rPr>
+          <w:b/>
+          <w:bCs/>
+          <w:sz w:val="14"/>
+          <w:szCs w:val="14"/>
+        </w:rPr>
+        <w:t>backend/</w:t>
+      </w:r>
+      <w:proofErr w:type="spellStart"/>
+      <w:r>
+        <w:rPr>
+          <w:b/>
+          <w:bCs/>
+          <w:sz w:val="14"/>
+          <w:szCs w:val="14"/>
+        </w:rPr>
+        <w:t>src</w:t>
+      </w:r>
+      <w:proofErr w:type="spellEnd"/>
+      <w:r>
+        <w:rPr>
+          <w:b/>
+          <w:bCs/>
+          <w:sz w:val="14"/>
+          <w:szCs w:val="14"/>
+        </w:rPr>
+        <w:t>/</w:t>
+      </w:r>
+      <w:proofErr w:type="spellStart"/>
+      <w:r>
+        <w:rPr>
+          <w:b/>
+          <w:bCs/>
+          <w:sz w:val="14"/>
+          <w:szCs w:val="14"/>
+        </w:rPr>
+        <w:t>api</w:t>
+      </w:r>
+      <w:proofErr w:type="spellEnd"/>
+      <w:r>
+        <w:rPr>
+          <w:b/>
+          <w:bCs/>
+          <w:sz w:val="14"/>
+          <w:szCs w:val="14"/>
+        </w:rPr>
+        <w:t>/health/</w:t>
+      </w:r>
+      <w:proofErr w:type="spellStart"/>
+      <w:r>
+        <w:rPr>
+          <w:b/>
+          <w:bCs/>
+          <w:sz w:val="14"/>
+          <w:szCs w:val="14"/>
+        </w:rPr>
+        <w:t>index.ts</w:t>
+      </w:r>
+      <w:proofErr w:type="spellEnd"/>
+      <w:r>
+        <w:rPr>
+          <w:b/>
+          <w:bCs/>
+          <w:sz w:val="14"/>
+          <w:szCs w:val="14"/>
+        </w:rPr>
+        <w:t xml:space="preserve"> — real /</w:t>
+      </w:r>
+      <w:proofErr w:type="spellStart"/>
+      <w:r>
+        <w:rPr>
+          <w:b/>
+          <w:bCs/>
+          <w:sz w:val="14"/>
+          <w:szCs w:val="14"/>
+        </w:rPr>
+        <w:t>api</w:t>
+      </w:r>
+      <w:proofErr w:type="spellEnd"/>
+      <w:r>
+        <w:rPr>
+          <w:b/>
+          <w:bCs/>
+          <w:sz w:val="14"/>
+          <w:szCs w:val="14"/>
+        </w:rPr>
+        <w:t>/health and /</w:t>
+      </w:r>
+      <w:proofErr w:type="spellStart"/>
+      <w:r>
+        <w:rPr>
+          <w:b/>
+          <w:bCs/>
+          <w:sz w:val="14"/>
+          <w:szCs w:val="14"/>
+        </w:rPr>
+        <w:t>api</w:t>
+      </w:r>
+      <w:proofErr w:type="spellEnd"/>
+      <w:r>
+        <w:rPr>
+          <w:b/>
+          <w:bCs/>
+          <w:sz w:val="14"/>
+          <w:szCs w:val="14"/>
+        </w:rPr>
+        <w:t>/health/ready per the 041626 doc:</w:t>
+      </w:r>
+    </w:p>
+    <w:p>
+      <w:pPr>
+        <w:spacing w:after="0" w:line="240" w:lineRule="auto"/>
+        <w:rPr>
+          <w:b/>
+          <w:bCs/>
+          <w:sz w:val="14"/>
+          <w:szCs w:val="14"/>
+        </w:rPr>
+      </w:pPr>
+      <w:r>
+        <w:rPr>
+          <w:b/>
+          <w:bCs/>
+          <w:sz w:val="14"/>
+          <w:szCs w:val="14"/>
+        </w:rPr>
+        <w:t>typescript</w:t>
+      </w:r>
+    </w:p>
+    <w:p>
+      <w:pPr>
+        <w:spacing w:after="0" w:line="240" w:lineRule="auto"/>
+        <w:rPr>
+          <w:b/>
+          <w:bCs/>
+          <w:sz w:val="14"/>
+          <w:szCs w:val="14"/>
+        </w:rPr>
+      </w:pPr>
+      <w:r>
+        <w:rPr>
+          <w:b/>
+          <w:bCs/>
+          <w:sz w:val="14"/>
+          <w:szCs w:val="14"/>
+        </w:rPr>
+        <w:t>// /</w:t>
+      </w:r>
+      <w:proofErr w:type="spellStart"/>
+      <w:r>
+        <w:rPr>
+          <w:b/>
+          <w:bCs/>
+          <w:sz w:val="14"/>
+          <w:szCs w:val="14"/>
+        </w:rPr>
+        <w:t>api</w:t>
+      </w:r>
+      <w:proofErr w:type="spellEnd"/>
+      <w:r>
+        <w:rPr>
+          <w:b/>
+          <w:bCs/>
+          <w:sz w:val="14"/>
+          <w:szCs w:val="14"/>
+        </w:rPr>
+        <w:t>/health/ready returns:</w:t>
+      </w:r>
+    </w:p>
+    <w:p>
+      <w:pPr>
+        <w:spacing w:after="0" w:line="240" w:lineRule="auto"/>
+        <w:rPr>
+          <w:b/>
+          <w:bCs/>
+          <w:sz w:val="14"/>
+          <w:szCs w:val="14"/>
+        </w:rPr>
+      </w:pPr>
+      <w:r>
+        <w:rPr>
+          <w:b/>
+          <w:bCs/>
+          <w:sz w:val="14"/>
+          <w:szCs w:val="14"/>
+        </w:rPr>
+        <w:t>// {</w:t>
+      </w:r>
+    </w:p>
+    <w:p>
+      <w:pPr>
+        <w:spacing w:after="0" w:line="240" w:lineRule="auto"/>
+        <w:rPr>
+          <w:b/>
+          <w:bCs/>
+          <w:sz w:val="14"/>
+          <w:szCs w:val="14"/>
+        </w:rPr>
+      </w:pPr>
+      <w:r>
+        <w:rPr>
+          <w:b/>
+          <w:bCs/>
+          <w:sz w:val="14"/>
+          <w:szCs w:val="14"/>
+        </w:rPr>
+        <w:t>//   status: 'ok' | 'degraded' | 'down',</w:t>
+      </w:r>
+    </w:p>
+    <w:p>
+      <w:pPr>
+        <w:spacing w:after="0" w:line="240" w:lineRule="auto"/>
+        <w:rPr>
+          <w:b/>
+          <w:bCs/>
+          <w:sz w:val="14"/>
+          <w:szCs w:val="14"/>
+        </w:rPr>
+      </w:pPr>
+      <w:r>
+        <w:rPr>
+          <w:b/>
+          <w:bCs/>
+          <w:sz w:val="14"/>
+          <w:szCs w:val="14"/>
+        </w:rPr>
+        <w:t>//   timestamp,</w:t>
+      </w:r>
+    </w:p>
+    <w:p>
+      <w:pPr>
+        <w:spacing w:after="0" w:line="240" w:lineRule="auto"/>
+        <w:rPr>
+          <w:b/>
+          <w:bCs/>
+          <w:sz w:val="14"/>
+          <w:szCs w:val="14"/>
+        </w:rPr>
+      </w:pPr>
+      <w:r>
+        <w:rPr>
+          <w:b/>
+          <w:bCs/>
+          <w:sz w:val="14"/>
+          <w:szCs w:val="14"/>
+        </w:rPr>
+        <w:t>//   checks: {</w:t>
+      </w:r>
+    </w:p>
+    <w:p>
+      <w:pPr>
+        <w:spacing w:after="0" w:line="240" w:lineRule="auto"/>
+        <w:rPr>
+          <w:b/>
+          <w:bCs/>
+          <w:sz w:val="14"/>
+          <w:szCs w:val="14"/>
+        </w:rPr>
+      </w:pPr>
+      <w:r>
+        <w:rPr>
+          <w:b/>
+          <w:bCs/>
+          <w:sz w:val="14"/>
+          <w:szCs w:val="14"/>
+        </w:rPr>
+        <w:t xml:space="preserve">//     </w:t>
+      </w:r>
+      <w:proofErr w:type="spellStart"/>
+      <w:r>
+        <w:rPr>
+          <w:b/>
+          <w:bCs/>
+          <w:sz w:val="14"/>
+          <w:szCs w:val="14"/>
+        </w:rPr>
+        <w:t>api</w:t>
+      </w:r>
+      <w:proofErr w:type="spellEnd"/>
+      <w:r>
+        <w:rPr>
+          <w:b/>
+          <w:bCs/>
+          <w:sz w:val="14"/>
+          <w:szCs w:val="14"/>
+        </w:rPr>
+        <w:t xml:space="preserve">: </w:t>
+      </w:r>
+      <w:proofErr w:type="gramStart"/>
+      <w:r>
+        <w:rPr>
+          <w:b/>
+          <w:bCs/>
+          <w:sz w:val="14"/>
+          <w:szCs w:val="14"/>
+        </w:rPr>
+        <w:t>{ ok</w:t>
+      </w:r>
+      <w:proofErr w:type="gramEnd"/>
+      <w:r>
+        <w:rPr>
+          <w:b/>
+          <w:bCs/>
+          <w:sz w:val="14"/>
+          <w:szCs w:val="14"/>
+        </w:rPr>
+        <w:t xml:space="preserve">, </w:t>
+      </w:r>
+      <w:proofErr w:type="spellStart"/>
+      <w:proofErr w:type="gramStart"/>
+      <w:r>
+        <w:rPr>
+          <w:b/>
+          <w:bCs/>
+          <w:sz w:val="14"/>
+          <w:szCs w:val="14"/>
+        </w:rPr>
+        <w:t>latencyMs</w:t>
+      </w:r>
+      <w:proofErr w:type="spellEnd"/>
+      <w:r>
+        <w:rPr>
+          <w:b/>
+          <w:bCs/>
+          <w:sz w:val="14"/>
+          <w:szCs w:val="14"/>
+        </w:rPr>
+        <w:t xml:space="preserve"> }</w:t>
+      </w:r>
+      <w:proofErr w:type="gramEnd"/>
+      <w:r>
+        <w:rPr>
+          <w:b/>
+          <w:bCs/>
+          <w:sz w:val="14"/>
+          <w:szCs w:val="14"/>
+        </w:rPr>
+        <w:t>,</w:t>
+      </w:r>
+    </w:p>
+    <w:p>
+      <w:pPr>
+        <w:spacing w:after="0" w:line="240" w:lineRule="auto"/>
+        <w:rPr>
+          <w:b/>
+          <w:bCs/>
+          <w:sz w:val="14"/>
+          <w:szCs w:val="14"/>
+        </w:rPr>
+      </w:pPr>
+      <w:r>
+        <w:rPr>
+          <w:b/>
+          <w:bCs/>
+          <w:sz w:val="14"/>
+          <w:szCs w:val="14"/>
+        </w:rPr>
+        <w:t xml:space="preserve">//     </w:t>
+      </w:r>
+      <w:proofErr w:type="spellStart"/>
+      <w:r>
+        <w:rPr>
+          <w:b/>
+          <w:bCs/>
+          <w:sz w:val="14"/>
+          <w:szCs w:val="14"/>
+        </w:rPr>
+        <w:t>db</w:t>
+      </w:r>
+      <w:proofErr w:type="spellEnd"/>
+      <w:r>
+        <w:rPr>
+          <w:b/>
+          <w:bCs/>
+          <w:sz w:val="14"/>
+          <w:szCs w:val="14"/>
+        </w:rPr>
+        <w:t xml:space="preserve">: </w:t>
+      </w:r>
+      <w:proofErr w:type="gramStart"/>
+      <w:r>
+        <w:rPr>
+          <w:b/>
+          <w:bCs/>
+          <w:sz w:val="14"/>
+          <w:szCs w:val="14"/>
+        </w:rPr>
+        <w:t>{ ok</w:t>
+      </w:r>
+      <w:proofErr w:type="gramEnd"/>
+      <w:r>
+        <w:rPr>
+          <w:b/>
+          <w:bCs/>
+          <w:sz w:val="14"/>
+          <w:szCs w:val="14"/>
+        </w:rPr>
+        <w:t xml:space="preserve">, </w:t>
+      </w:r>
+      <w:proofErr w:type="spellStart"/>
+      <w:proofErr w:type="gramStart"/>
+      <w:r>
+        <w:rPr>
+          <w:b/>
+          <w:bCs/>
+          <w:sz w:val="14"/>
+          <w:szCs w:val="14"/>
+        </w:rPr>
+        <w:t>latencyMs</w:t>
+      </w:r>
+      <w:proofErr w:type="spellEnd"/>
+      <w:r>
+        <w:rPr>
+          <w:b/>
+          <w:bCs/>
+          <w:sz w:val="14"/>
+          <w:szCs w:val="14"/>
+        </w:rPr>
+        <w:t xml:space="preserve"> }</w:t>
+      </w:r>
+      <w:proofErr w:type="gramEnd"/>
+      <w:r>
+        <w:rPr>
+          <w:b/>
+          <w:bCs/>
+          <w:sz w:val="14"/>
+          <w:szCs w:val="14"/>
+        </w:rPr>
+        <w:t>,</w:t>
+      </w:r>
+    </w:p>
+    <w:p>
+      <w:pPr>
+        <w:spacing w:after="0" w:line="240" w:lineRule="auto"/>
+        <w:rPr>
+          <w:b/>
+          <w:bCs/>
+          <w:sz w:val="14"/>
+          <w:szCs w:val="14"/>
+        </w:rPr>
+      </w:pPr>
+      <w:r>
+        <w:rPr>
+          <w:b/>
+          <w:bCs/>
+          <w:sz w:val="14"/>
+          <w:szCs w:val="14"/>
+        </w:rPr>
+        <w:t xml:space="preserve">//     </w:t>
+      </w:r>
+      <w:proofErr w:type="spellStart"/>
+      <w:r>
+        <w:rPr>
+          <w:b/>
+          <w:bCs/>
+          <w:sz w:val="14"/>
+          <w:szCs w:val="14"/>
+        </w:rPr>
+        <w:t>redis</w:t>
+      </w:r>
+      <w:proofErr w:type="spellEnd"/>
+      <w:r>
+        <w:rPr>
+          <w:b/>
+          <w:bCs/>
+          <w:sz w:val="14"/>
+          <w:szCs w:val="14"/>
+        </w:rPr>
+        <w:t xml:space="preserve">: </w:t>
+      </w:r>
+      <w:proofErr w:type="gramStart"/>
+      <w:r>
+        <w:rPr>
+          <w:b/>
+          <w:bCs/>
+          <w:sz w:val="14"/>
+          <w:szCs w:val="14"/>
+        </w:rPr>
+        <w:t>{ ok</w:t>
+      </w:r>
+      <w:proofErr w:type="gramEnd"/>
+      <w:r>
+        <w:rPr>
+          <w:b/>
+          <w:bCs/>
+          <w:sz w:val="14"/>
+          <w:szCs w:val="14"/>
+        </w:rPr>
+        <w:t xml:space="preserve">, </w:t>
+      </w:r>
+      <w:proofErr w:type="spellStart"/>
+      <w:proofErr w:type="gramStart"/>
+      <w:r>
+        <w:rPr>
+          <w:b/>
+          <w:bCs/>
+          <w:sz w:val="14"/>
+          <w:szCs w:val="14"/>
+        </w:rPr>
+        <w:t>latencyMs</w:t>
+      </w:r>
+      <w:proofErr w:type="spellEnd"/>
+      <w:r>
+        <w:rPr>
+          <w:b/>
+          <w:bCs/>
+          <w:sz w:val="14"/>
+          <w:szCs w:val="14"/>
+        </w:rPr>
+        <w:t xml:space="preserve"> }</w:t>
+      </w:r>
+      <w:proofErr w:type="gramEnd"/>
+      <w:r>
+        <w:rPr>
+          <w:b/>
+          <w:bCs/>
+          <w:sz w:val="14"/>
+          <w:szCs w:val="14"/>
+        </w:rPr>
+        <w:t>,</w:t>
+      </w:r>
+    </w:p>
+    <w:p>
+      <w:pPr>
+        <w:spacing w:after="0" w:line="240" w:lineRule="auto"/>
+        <w:rPr>
+          <w:b/>
+          <w:bCs/>
+          <w:sz w:val="14"/>
+          <w:szCs w:val="14"/>
+        </w:rPr>
+      </w:pPr>
+      <w:r>
+        <w:rPr>
+          <w:b/>
+          <w:bCs/>
+          <w:sz w:val="14"/>
+          <w:szCs w:val="14"/>
+        </w:rPr>
+        <w:t xml:space="preserve">//     queue: </w:t>
+      </w:r>
+      <w:proofErr w:type="gramStart"/>
+      <w:r>
+        <w:rPr>
+          <w:b/>
+          <w:bCs/>
+          <w:sz w:val="14"/>
+          <w:szCs w:val="14"/>
+        </w:rPr>
+        <w:t>{ ok</w:t>
+      </w:r>
+      <w:proofErr w:type="gramEnd"/>
+      <w:r>
+        <w:rPr>
+          <w:b/>
+          <w:bCs/>
+          <w:sz w:val="14"/>
+          <w:szCs w:val="14"/>
+        </w:rPr>
+        <w:t xml:space="preserve">, </w:t>
+      </w:r>
+      <w:proofErr w:type="gramStart"/>
+      <w:r>
+        <w:rPr>
+          <w:b/>
+          <w:bCs/>
+          <w:sz w:val="14"/>
+          <w:szCs w:val="14"/>
+        </w:rPr>
+        <w:t>depth }</w:t>
+      </w:r>
+      <w:proofErr w:type="gramEnd"/>
+      <w:r>
+        <w:rPr>
+          <w:b/>
+          <w:bCs/>
+          <w:sz w:val="14"/>
+          <w:szCs w:val="14"/>
+        </w:rPr>
+        <w:t>,</w:t>
+      </w:r>
+    </w:p>
+    <w:p>
+      <w:pPr>
+        <w:spacing w:after="0" w:line="240" w:lineRule="auto"/>
+        <w:rPr>
+          <w:b/>
+          <w:bCs/>
+          <w:sz w:val="14"/>
+          <w:szCs w:val="14"/>
+        </w:rPr>
+      </w:pPr>
+      <w:r>
+        <w:rPr>
+          <w:b/>
+          <w:bCs/>
+          <w:sz w:val="14"/>
+          <w:szCs w:val="14"/>
+        </w:rPr>
+        <w:t xml:space="preserve">//     </w:t>
+      </w:r>
+      <w:proofErr w:type="spellStart"/>
+      <w:r>
+        <w:rPr>
+          <w:b/>
+          <w:bCs/>
+          <w:sz w:val="14"/>
+          <w:szCs w:val="14"/>
+        </w:rPr>
+        <w:t>openrouter</w:t>
+      </w:r>
+      <w:proofErr w:type="spellEnd"/>
+      <w:r>
+        <w:rPr>
+          <w:b/>
+          <w:bCs/>
+          <w:sz w:val="14"/>
+          <w:szCs w:val="14"/>
+        </w:rPr>
+        <w:t xml:space="preserve">: </w:t>
+      </w:r>
+      <w:proofErr w:type="gramStart"/>
+      <w:r>
+        <w:rPr>
+          <w:b/>
+          <w:bCs/>
+          <w:sz w:val="14"/>
+          <w:szCs w:val="14"/>
+        </w:rPr>
+        <w:t>{ ok</w:t>
+      </w:r>
+      <w:proofErr w:type="gramEnd"/>
+      <w:r>
+        <w:rPr>
+          <w:b/>
+          <w:bCs/>
+          <w:sz w:val="14"/>
+          <w:szCs w:val="14"/>
+        </w:rPr>
+        <w:t xml:space="preserve">, </w:t>
+      </w:r>
+      <w:proofErr w:type="spellStart"/>
+      <w:proofErr w:type="gramStart"/>
+      <w:r>
+        <w:rPr>
+          <w:b/>
+          <w:bCs/>
+          <w:sz w:val="14"/>
+          <w:szCs w:val="14"/>
+        </w:rPr>
+        <w:t>latencyMs</w:t>
+      </w:r>
+      <w:proofErr w:type="spellEnd"/>
+      <w:r>
+        <w:rPr>
+          <w:b/>
+          <w:bCs/>
+          <w:sz w:val="14"/>
+          <w:szCs w:val="14"/>
+        </w:rPr>
+        <w:t xml:space="preserve"> }</w:t>
+      </w:r>
+      <w:proofErr w:type="gramEnd"/>
+      <w:r>
+        <w:rPr>
+          <w:b/>
+          <w:bCs/>
+          <w:sz w:val="14"/>
+          <w:szCs w:val="14"/>
+        </w:rPr>
+        <w:t>,</w:t>
+      </w:r>
+    </w:p>
+    <w:p>
+      <w:pPr>
+        <w:spacing w:after="0" w:line="240" w:lineRule="auto"/>
+        <w:rPr>
+          <w:b/>
+          <w:bCs/>
+          <w:sz w:val="14"/>
+          <w:szCs w:val="14"/>
+        </w:rPr>
+      </w:pPr>
+      <w:r>
+        <w:rPr>
+          <w:b/>
+          <w:bCs/>
+          <w:sz w:val="14"/>
+          <w:szCs w:val="14"/>
+        </w:rPr>
+        <w:t xml:space="preserve">//     socket: </w:t>
+      </w:r>
+      <w:proofErr w:type="gramStart"/>
+      <w:r>
+        <w:rPr>
+          <w:b/>
+          <w:bCs/>
+          <w:sz w:val="14"/>
+          <w:szCs w:val="14"/>
+        </w:rPr>
+        <w:t>{ ok</w:t>
+      </w:r>
+      <w:proofErr w:type="gramEnd"/>
+      <w:r>
+        <w:rPr>
+          <w:b/>
+          <w:bCs/>
+          <w:sz w:val="14"/>
+          <w:szCs w:val="14"/>
+        </w:rPr>
+        <w:t xml:space="preserve"> },</w:t>
+      </w:r>
+    </w:p>
+    <w:p>
+      <w:pPr>
+        <w:spacing w:after="0" w:line="240" w:lineRule="auto"/>
+        <w:rPr>
+          <w:b/>
+          <w:bCs/>
+          <w:sz w:val="14"/>
+          <w:szCs w:val="14"/>
+        </w:rPr>
+      </w:pPr>
+      <w:r>
+        <w:rPr>
+          <w:b/>
+          <w:bCs/>
+          <w:sz w:val="14"/>
+          <w:szCs w:val="14"/>
+        </w:rPr>
+        <w:t xml:space="preserve">//     </w:t>
+      </w:r>
+      <w:proofErr w:type="spellStart"/>
+      <w:r>
+        <w:rPr>
+          <w:b/>
+          <w:bCs/>
+          <w:sz w:val="14"/>
+          <w:szCs w:val="14"/>
+        </w:rPr>
+        <w:t>exports_dir</w:t>
+      </w:r>
+      <w:proofErr w:type="spellEnd"/>
+      <w:r>
+        <w:rPr>
+          <w:b/>
+          <w:bCs/>
+          <w:sz w:val="14"/>
+          <w:szCs w:val="14"/>
+        </w:rPr>
+        <w:t xml:space="preserve">: </w:t>
+      </w:r>
+      <w:proofErr w:type="gramStart"/>
+      <w:r>
+        <w:rPr>
+          <w:b/>
+          <w:bCs/>
+          <w:sz w:val="14"/>
+          <w:szCs w:val="14"/>
+        </w:rPr>
+        <w:t>{ ok</w:t>
+      </w:r>
+      <w:proofErr w:type="gramEnd"/>
+      <w:r>
+        <w:rPr>
+          <w:b/>
+          <w:bCs/>
+          <w:sz w:val="14"/>
+          <w:szCs w:val="14"/>
+        </w:rPr>
+        <w:t xml:space="preserve"> }</w:t>
+      </w:r>
+    </w:p>
+    <w:p>
+      <w:pPr>
+        <w:spacing w:after="0" w:line="240" w:lineRule="auto"/>
+        <w:rPr>
+          <w:b/>
+          <w:bCs/>
+          <w:sz w:val="14"/>
+          <w:szCs w:val="14"/>
+        </w:rPr>
+      </w:pPr>
+      <w:r>
+        <w:rPr>
+          <w:b/>
+          <w:bCs/>
+          <w:sz w:val="14"/>
+          <w:szCs w:val="14"/>
+        </w:rPr>
+        <w:t>//   }</w:t>
+      </w:r>
+    </w:p>
+    <w:p>
+      <w:pPr>
+        <w:spacing w:after="0" w:line="240" w:lineRule="auto"/>
+        <w:rPr>
+          <w:b/>
+          <w:bCs/>
+          <w:sz w:val="14"/>
+          <w:szCs w:val="14"/>
+        </w:rPr>
+      </w:pPr>
+      <w:r>
+        <w:rPr>
+          <w:b/>
+          <w:bCs/>
+          <w:sz w:val="14"/>
+          <w:szCs w:val="14"/>
+        </w:rPr>
+        <w:t>// }</w:t>
+      </w:r>
+    </w:p>
+    <w:p>
+      <w:pPr>
+        <w:numPr>
+          <w:ilvl w:val="0"/>
+          <w:numId w:val="87"/>
+        </w:numPr>
+        <w:spacing w:after="0" w:line="240" w:lineRule="auto"/>
+        <w:rPr>
+          <w:b/>
+          <w:bCs/>
+          <w:sz w:val="14"/>
+          <w:szCs w:val="14"/>
+        </w:rPr>
+      </w:pPr>
+      <w:r>
+        <w:rPr>
+          <w:b/>
+          <w:bCs/>
+          <w:sz w:val="14"/>
+          <w:szCs w:val="14"/>
+        </w:rPr>
+        <w:t>backend/</w:t>
+      </w:r>
+      <w:proofErr w:type="spellStart"/>
+      <w:r>
+        <w:rPr>
+          <w:b/>
+          <w:bCs/>
+          <w:sz w:val="14"/>
+          <w:szCs w:val="14"/>
+        </w:rPr>
+        <w:t>src</w:t>
+      </w:r>
+      <w:proofErr w:type="spellEnd"/>
+      <w:r>
+        <w:rPr>
+          <w:b/>
+          <w:bCs/>
+          <w:sz w:val="14"/>
+          <w:szCs w:val="14"/>
+        </w:rPr>
+        <w:t>/middleware/</w:t>
+      </w:r>
+      <w:proofErr w:type="spellStart"/>
+      <w:r>
+        <w:rPr>
+          <w:b/>
+          <w:bCs/>
+          <w:sz w:val="14"/>
+          <w:szCs w:val="14"/>
+        </w:rPr>
+        <w:t>errorHandler.ts</w:t>
+      </w:r>
+      <w:proofErr w:type="spellEnd"/>
+      <w:r>
+        <w:rPr>
+          <w:b/>
+          <w:bCs/>
+          <w:sz w:val="14"/>
+          <w:szCs w:val="14"/>
+        </w:rPr>
+        <w:t xml:space="preserve"> — central error handler, structured Winston logging, sanitizes PII before logging</w:t>
+      </w:r>
+    </w:p>
+    <w:p>
+      <w:pPr>
+        <w:numPr>
+          <w:ilvl w:val="0"/>
+          <w:numId w:val="87"/>
+        </w:numPr>
+        <w:spacing w:after="0" w:line="240" w:lineRule="auto"/>
+        <w:rPr>
+          <w:b/>
+          <w:bCs/>
+          <w:sz w:val="14"/>
+          <w:szCs w:val="14"/>
+        </w:rPr>
+      </w:pPr>
+      <w:r>
+        <w:rPr>
+          <w:b/>
+          <w:bCs/>
+          <w:sz w:val="14"/>
+          <w:szCs w:val="14"/>
+        </w:rPr>
+        <w:t>backend/</w:t>
+      </w:r>
+      <w:proofErr w:type="spellStart"/>
+      <w:r>
+        <w:rPr>
+          <w:b/>
+          <w:bCs/>
+          <w:sz w:val="14"/>
+          <w:szCs w:val="14"/>
+        </w:rPr>
+        <w:t>src</w:t>
+      </w:r>
+      <w:proofErr w:type="spellEnd"/>
+      <w:r>
+        <w:rPr>
+          <w:b/>
+          <w:bCs/>
+          <w:sz w:val="14"/>
+          <w:szCs w:val="14"/>
+        </w:rPr>
+        <w:t>/middleware/</w:t>
+      </w:r>
+      <w:proofErr w:type="spellStart"/>
+      <w:r>
+        <w:rPr>
+          <w:b/>
+          <w:bCs/>
+          <w:sz w:val="14"/>
+          <w:szCs w:val="14"/>
+        </w:rPr>
+        <w:t>requestLogger.ts</w:t>
+      </w:r>
+      <w:proofErr w:type="spellEnd"/>
+      <w:r>
+        <w:rPr>
+          <w:b/>
+          <w:bCs/>
+          <w:sz w:val="14"/>
+          <w:szCs w:val="14"/>
+        </w:rPr>
+        <w:t xml:space="preserve"> — every request gets a request ID logged with user ID (when authenticated), path, status, latency</w:t>
+      </w:r>
+    </w:p>
+    <w:p>
+      <w:pPr>
+        <w:numPr>
+          <w:ilvl w:val="0"/>
+          <w:numId w:val="87"/>
+        </w:numPr>
+        <w:spacing w:after="0" w:line="240" w:lineRule="auto"/>
+        <w:rPr>
+          <w:b/>
+          <w:bCs/>
+          <w:sz w:val="14"/>
+          <w:szCs w:val="14"/>
+        </w:rPr>
+      </w:pPr>
+      <w:r>
+        <w:rPr>
+          <w:b/>
+          <w:bCs/>
+          <w:sz w:val="14"/>
+          <w:szCs w:val="14"/>
+        </w:rPr>
+        <w:t>Sentry initialization in backend/</w:t>
+      </w:r>
+      <w:proofErr w:type="spellStart"/>
+      <w:r>
+        <w:rPr>
+          <w:b/>
+          <w:bCs/>
+          <w:sz w:val="14"/>
+          <w:szCs w:val="14"/>
+        </w:rPr>
+        <w:t>src</w:t>
+      </w:r>
+      <w:proofErr w:type="spellEnd"/>
+      <w:r>
+        <w:rPr>
+          <w:b/>
+          <w:bCs/>
+          <w:sz w:val="14"/>
+          <w:szCs w:val="14"/>
+        </w:rPr>
+        <w:t>/</w:t>
+      </w:r>
+      <w:proofErr w:type="spellStart"/>
+      <w:r>
+        <w:rPr>
+          <w:b/>
+          <w:bCs/>
+          <w:sz w:val="14"/>
+          <w:szCs w:val="14"/>
+        </w:rPr>
+        <w:t>index.ts</w:t>
+      </w:r>
+      <w:proofErr w:type="spellEnd"/>
+      <w:r>
+        <w:rPr>
+          <w:b/>
+          <w:bCs/>
+          <w:sz w:val="14"/>
+          <w:szCs w:val="14"/>
+        </w:rPr>
+        <w:t xml:space="preserve"> and frontend/</w:t>
+      </w:r>
+      <w:proofErr w:type="spellStart"/>
+      <w:r>
+        <w:rPr>
+          <w:b/>
+          <w:bCs/>
+          <w:sz w:val="14"/>
+          <w:szCs w:val="14"/>
+        </w:rPr>
+        <w:t>src</w:t>
+      </w:r>
+      <w:proofErr w:type="spellEnd"/>
+      <w:r>
+        <w:rPr>
+          <w:b/>
+          <w:bCs/>
+          <w:sz w:val="14"/>
+          <w:szCs w:val="14"/>
+        </w:rPr>
+        <w:t>/</w:t>
+      </w:r>
+      <w:proofErr w:type="spellStart"/>
+      <w:r>
+        <w:rPr>
+          <w:b/>
+          <w:bCs/>
+          <w:sz w:val="14"/>
+          <w:szCs w:val="14"/>
+        </w:rPr>
+        <w:t>main.tsx</w:t>
+      </w:r>
+      <w:proofErr w:type="spellEnd"/>
+    </w:p>
+    <w:p>
+      <w:pPr>
+        <w:spacing w:after="0" w:line="240" w:lineRule="auto"/>
+        <w:rPr>
+          <w:b/>
+          <w:bCs/>
+          <w:sz w:val="14"/>
+          <w:szCs w:val="14"/>
+        </w:rPr>
+      </w:pPr>
+      <w:r>
+        <w:rPr>
+          <w:b/>
+          <w:bCs/>
+          <w:sz w:val="14"/>
+          <w:szCs w:val="14"/>
+        </w:rPr>
         <w:t>Frontend:</w:t>
       </w:r>
     </w:p>
@@ -154,7 +1249,7 @@
       <w:pPr>
         <w:numPr>
           <w:ilvl w:val="0"/>
-          <w:numId w:val="80"/>
+          <w:numId w:val="88"/>
         </w:numPr>
         <w:spacing w:after="0" w:line="240" w:lineRule="auto"/>
         <w:rPr>
@@ -191,7 +1286,7 @@
           <w:sz w:val="14"/>
           <w:szCs w:val="14"/>
         </w:rPr>
-        <w:t>/pages/admin/</w:t>
+        <w:t>/components/</w:t>
       </w:r>
       <w:proofErr w:type="spellStart"/>
       <w:r>
@@ -201,15 +1296,44 @@
           <w:sz w:val="14"/>
           <w:szCs w:val="14"/>
         </w:rPr>
-        <w:t>AdminDashboard.tsx</w:t>
+        <w:t>SystemHealthIndicator.tsx</w:t>
       </w:r>
       <w:proofErr w:type="spellEnd"/>
+      <w:r>
+        <w:rPr>
+          <w:b/>
+          <w:bCs/>
+          <w:sz w:val="14"/>
+          <w:szCs w:val="14"/>
+        </w:rPr>
+        <w:t xml:space="preserve"> — replaces fake "System online" with real status from /</w:t>
+      </w:r>
+      <w:proofErr w:type="spellStart"/>
+      <w:r>
+        <w:rPr>
+          <w:b/>
+          <w:bCs/>
+          <w:sz w:val="14"/>
+          <w:szCs w:val="14"/>
+        </w:rPr>
+        <w:t>api</w:t>
+      </w:r>
+      <w:proofErr w:type="spellEnd"/>
+      <w:r>
+        <w:rPr>
+          <w:b/>
+          <w:bCs/>
+          <w:sz w:val="14"/>
+          <w:szCs w:val="14"/>
+        </w:rPr>
+        <w:t>/health/ready</w:t>
+      </w:r>
     </w:p>
     <w:p>
       <w:pPr>
         <w:numPr>
           <w:ilvl w:val="0"/>
-          <w:numId w:val="80"/>
+          <w:numId w:val="88"/>
         </w:numPr>
         <w:spacing w:after="0" w:line="240" w:lineRule="auto"/>
         <w:rPr>
@@ -246,7 +1370,7 @@
           <w:sz w:val="14"/>
           <w:szCs w:val="14"/>
         </w:rPr>
-        <w:t>/pages/admin/</w:t>
+        <w:t>/components/</w:t>
       </w:r>
       <w:proofErr w:type="spellStart"/>
       <w:r>
@@ -256,15 +1380,44 @@
           <w:sz w:val="14"/>
           <w:szCs w:val="14"/>
         </w:rPr>
-        <w:t>UserLookup.tsx</w:t>
+        <w:t>ErrorBoundary.tsx</w:t>
       </w:r>
       <w:proofErr w:type="spellEnd"/>
+      <w:r>
+        <w:rPr>
+          <w:b/>
+          <w:bCs/>
+          <w:sz w:val="14"/>
+          <w:szCs w:val="14"/>
+        </w:rPr>
+        <w:t xml:space="preserve"> — top-level React error boundary with Sentry integration</w:t>
+      </w:r>
     </w:p>
     <w:p>
       <w:pPr>
+        <w:spacing w:after="0" w:line="240" w:lineRule="auto"/>
+        <w:rPr>
+          <w:b/>
+          <w:bCs/>
+          <w:sz w:val="14"/>
+          <w:szCs w:val="14"/>
+        </w:rPr>
+      </w:pPr>
+      <w:r>
+        <w:rPr>
+          <w:b/>
+          <w:bCs/>
+          <w:sz w:val="14"/>
+          <w:szCs w:val="14"/>
+        </w:rPr>
+        <w:t>Legal stubs (must be replaced with lawyer-reviewed text before launch):</w:t>
+      </w:r>
+    </w:p>
+    <w:p>
+      <w:pPr>
         <w:numPr>
           <w:ilvl w:val="0"/>
-          <w:numId w:val="80"/>
+          <w:numId w:val="89"/>
         </w:numPr>
         <w:spacing w:after="0" w:line="240" w:lineRule="auto"/>
         <w:rPr>
@@ -301,7 +1454,7 @@
           <w:sz w:val="14"/>
           <w:szCs w:val="14"/>
         </w:rPr>
-        <w:t>/pages/admin/</w:t>
+        <w:t>/pages/</w:t>
       </w:r>
       <w:proofErr w:type="spellStart"/>
       <w:r>
@@ -311,15 +1464,24 @@
           <w:sz w:val="14"/>
           <w:szCs w:val="14"/>
         </w:rPr>
-        <w:t>WalletAdjustment.tsx</w:t>
+        <w:t>TermsPage.tsx</w:t>
       </w:r>
       <w:proofErr w:type="spellEnd"/>
+      <w:r>
+        <w:rPr>
+          <w:b/>
+          <w:bCs/>
+          <w:sz w:val="14"/>
+          <w:szCs w:val="14"/>
+        </w:rPr>
+        <w:t xml:space="preserve"> — Terms of Service stub. Cover: account responsibilities, payment terms, refund policy, acceptable use, limitation of liability, governing law, dispute resolution</w:t>
+      </w:r>
     </w:p>
     <w:p>
       <w:pPr>
         <w:numPr>
           <w:ilvl w:val="0"/>
-          <w:numId w:val="80"/>
+          <w:numId w:val="89"/>
         </w:numPr>
         <w:spacing w:after="0" w:line="240" w:lineRule="auto"/>
         <w:rPr>
@@ -356,7 +1518,7 @@
           <w:sz w:val="14"/>
           <w:szCs w:val="14"/>
         </w:rPr>
-        <w:t>/pages/admin/</w:t>
+        <w:t>/pages/</w:t>
       </w:r>
       <w:proofErr w:type="spellStart"/>
       <w:r>
@@ -366,15 +1528,44 @@
           <w:sz w:val="14"/>
           <w:szCs w:val="14"/>
         </w:rPr>
-        <w:t>TierOverride.tsx</w:t>
+        <w:t>PrivacyPage.tsx</w:t>
       </w:r>
       <w:proofErr w:type="spellEnd"/>
+      <w:r>
+        <w:rPr>
+          <w:b/>
+          <w:bCs/>
+          <w:sz w:val="14"/>
+          <w:szCs w:val="14"/>
+        </w:rPr>
+        <w:t xml:space="preserve"> — Privacy Policy stub. Cover: data collected, how used, third parties (Clerk, Stripe, </w:t>
+      </w:r>
+      <w:proofErr w:type="spellStart"/>
+      <w:r>
+        <w:rPr>
+          <w:b/>
+          <w:bCs/>
+          <w:sz w:val="14"/>
+          <w:szCs w:val="14"/>
+        </w:rPr>
+        <w:t>OpenRouter</w:t>
+      </w:r>
+      <w:proofErr w:type="spellEnd"/>
+      <w:r>
+        <w:rPr>
+          <w:b/>
+          <w:bCs/>
+          <w:sz w:val="14"/>
+          <w:szCs w:val="14"/>
+        </w:rPr>
+        <w:t>, InTellMe ingestion with full disclosure), retention, deletion rights, GDPR/CCPA, contact</w:t>
+      </w:r>
     </w:p>
     <w:p>
       <w:pPr>
         <w:numPr>
           <w:ilvl w:val="0"/>
-          <w:numId w:val="80"/>
+          <w:numId w:val="89"/>
         </w:numPr>
         <w:spacing w:after="0" w:line="240" w:lineRule="auto"/>
         <w:rPr>
@@ -411,7 +1602,7 @@
           <w:sz w:val="14"/>
           <w:szCs w:val="14"/>
         </w:rPr>
-        <w:t>/pages/admin/</w:t>
+        <w:t>/pages/</w:t>
       </w:r>
       <w:proofErr w:type="spellStart"/>
       <w:r>
@@ -421,16 +1612,21 @@
           <w:sz w:val="14"/>
           <w:szCs w:val="14"/>
         </w:rPr>
-        <w:t>RunTelemetry.tsx</w:t>
+        <w:t>AcceptableUsePage.tsx</w:t>
       </w:r>
       <w:proofErr w:type="spellEnd"/>
+      <w:r>
+        <w:rPr>
+          <w:b/>
+          <w:bCs/>
+          <w:sz w:val="14"/>
+          <w:szCs w:val="14"/>
+        </w:rPr>
+        <w:t xml:space="preserve"> — AUP stub. Cover: prohibited uses (harassment, defamation, illegal activity, malicious research targeting individuals), enforcement, reporting</w:t>
+      </w:r>
     </w:p>
     <w:p>
       <w:pPr>
-        <w:numPr>
-          <w:ilvl w:val="0"/>
-          <w:numId w:val="80"/>
-        </w:numPr>
         <w:spacing w:after="0" w:line="240" w:lineRule="auto"/>
         <w:rPr>
           <w:b/>
@@ -446,7 +1642,27 @@
           <w:sz w:val="14"/>
           <w:szCs w:val="14"/>
         </w:rPr>
-        <w:t>frontend/</w:t>
+        <w:t>Files to modify:</w:t>
+      </w:r>
+    </w:p>
+    <w:p>
+      <w:pPr>
+        <w:spacing w:after="0" w:line="240" w:lineRule="auto"/>
+        <w:rPr>
+          <w:b/>
+          <w:bCs/>
+          <w:sz w:val="14"/>
+          <w:szCs w:val="14"/>
+        </w:rPr>
+      </w:pPr>
+      <w:r>
+        <w:rPr>
+          <w:b/>
+          <w:bCs/>
+          <w:sz w:val="14"/>
+          <w:szCs w:val="14"/>
+        </w:rPr>
+        <w:t>backend/</w:t>
       </w:r>
       <w:proofErr w:type="spellStart"/>
       <w:r>
@@ -466,81 +1682,6 @@
           <w:sz w:val="14"/>
           <w:szCs w:val="14"/>
         </w:rPr>
-        <w:t>/pages/admin/</w:t>
-      </w:r>
-      <w:proofErr w:type="spellStart"/>
-      <w:r>
-        <w:rPr>
-          <w:b/>
-          <w:bCs/>
-          <w:sz w:val="14"/>
-          <w:szCs w:val="14"/>
-        </w:rPr>
-        <w:t>AuditLogViewer.tsx</w:t>
-      </w:r>
-      <w:proofErr w:type="spellEnd"/>
-    </w:p>
-    <w:p>
-      <w:pPr>
-        <w:spacing w:after="0" w:line="240" w:lineRule="auto"/>
-        <w:rPr>
-          <w:b/>
-          <w:bCs/>
-          <w:sz w:val="14"/>
-          <w:szCs w:val="14"/>
-        </w:rPr>
-      </w:pPr>
-      <w:r>
-        <w:rPr>
-          <w:b/>
-          <w:bCs/>
-          <w:sz w:val="14"/>
-          <w:szCs w:val="14"/>
-        </w:rPr>
-        <w:t>Backend:</w:t>
-      </w:r>
-    </w:p>
-    <w:p>
-      <w:pPr>
-        <w:numPr>
-          <w:ilvl w:val="0"/>
-          <w:numId w:val="81"/>
-        </w:numPr>
-        <w:spacing w:after="0" w:line="240" w:lineRule="auto"/>
-        <w:rPr>
-          <w:b/>
-          <w:bCs/>
-          <w:sz w:val="14"/>
-          <w:szCs w:val="14"/>
-        </w:rPr>
-      </w:pPr>
-      <w:r>
-        <w:rPr>
-          <w:b/>
-          <w:bCs/>
-          <w:sz w:val="14"/>
-          <w:szCs w:val="14"/>
-        </w:rPr>
-        <w:t>backend/</w:t>
-      </w:r>
-      <w:proofErr w:type="spellStart"/>
-      <w:r>
-        <w:rPr>
-          <w:b/>
-          <w:bCs/>
-          <w:sz w:val="14"/>
-          <w:szCs w:val="14"/>
-        </w:rPr>
-        <w:t>src</w:t>
-      </w:r>
-      <w:proofErr w:type="spellEnd"/>
-      <w:r>
-        <w:rPr>
-          <w:b/>
-          <w:bCs/>
-          <w:sz w:val="14"/>
-          <w:szCs w:val="14"/>
-        </w:rPr>
         <w:t>/</w:t>
       </w:r>
       <w:proofErr w:type="spellStart"/>
@@ -551,6 +1692,152 @@
           <w:sz w:val="14"/>
           <w:szCs w:val="14"/>
         </w:rPr>
+        <w:t>index.ts</w:t>
+      </w:r>
+      <w:proofErr w:type="spellEnd"/>
+      <w:r>
+        <w:rPr>
+          <w:b/>
+          <w:bCs/>
+          <w:sz w:val="14"/>
+          <w:szCs w:val="14"/>
+        </w:rPr>
+        <w:t xml:space="preserve"> — wire request logger, error handler, Sentry. Mount health endpoints.</w:t>
+      </w:r>
+    </w:p>
+    <w:p>
+      <w:pPr>
+        <w:spacing w:after="0" w:line="240" w:lineRule="auto"/>
+        <w:rPr>
+          <w:b/>
+          <w:bCs/>
+          <w:sz w:val="14"/>
+          <w:szCs w:val="14"/>
+        </w:rPr>
+      </w:pPr>
+      <w:r>
+        <w:rPr>
+          <w:b/>
+          <w:bCs/>
+          <w:sz w:val="14"/>
+          <w:szCs w:val="14"/>
+        </w:rPr>
+        <w:t xml:space="preserve">Throughout the orchestrator — emit </w:t>
+      </w:r>
+      <w:proofErr w:type="spellStart"/>
+      <w:proofErr w:type="gramStart"/>
+      <w:r>
+        <w:rPr>
+          <w:b/>
+          <w:bCs/>
+          <w:sz w:val="14"/>
+          <w:szCs w:val="14"/>
+        </w:rPr>
+        <w:t>research:failed</w:t>
+      </w:r>
+      <w:proofErr w:type="spellEnd"/>
+      <w:proofErr w:type="gramEnd"/>
+      <w:r>
+        <w:rPr>
+          <w:b/>
+          <w:bCs/>
+          <w:sz w:val="14"/>
+          <w:szCs w:val="14"/>
+        </w:rPr>
+        <w:t xml:space="preserve"> events with {</w:t>
+      </w:r>
+      <w:proofErr w:type="spellStart"/>
+      <w:r>
+        <w:rPr>
+          <w:b/>
+          <w:bCs/>
+          <w:sz w:val="14"/>
+          <w:szCs w:val="14"/>
+        </w:rPr>
+        <w:t>runId</w:t>
+      </w:r>
+      <w:proofErr w:type="spellEnd"/>
+      <w:r>
+        <w:rPr>
+          <w:b/>
+          <w:bCs/>
+          <w:sz w:val="14"/>
+          <w:szCs w:val="14"/>
+        </w:rPr>
+        <w:t xml:space="preserve">, stage, percent, message, error, </w:t>
+      </w:r>
+      <w:proofErr w:type="spellStart"/>
+      <w:r>
+        <w:rPr>
+          <w:b/>
+          <w:bCs/>
+          <w:sz w:val="14"/>
+          <w:szCs w:val="14"/>
+        </w:rPr>
+        <w:t>retryable</w:t>
+      </w:r>
+      <w:proofErr w:type="spellEnd"/>
+      <w:r>
+        <w:rPr>
+          <w:b/>
+          <w:bCs/>
+          <w:sz w:val="14"/>
+          <w:szCs w:val="14"/>
+        </w:rPr>
+        <w:t>} per the 041626 doc. Fix the "stuck at 5%" issue.</w:t>
+      </w:r>
+    </w:p>
+    <w:p>
+      <w:pPr>
+        <w:spacing w:after="0" w:line="240" w:lineRule="auto"/>
+        <w:rPr>
+          <w:b/>
+          <w:bCs/>
+          <w:sz w:val="14"/>
+          <w:szCs w:val="14"/>
+        </w:rPr>
+      </w:pPr>
+      <w:r>
+        <w:rPr>
+          <w:b/>
+          <w:bCs/>
+          <w:sz w:val="14"/>
+          <w:szCs w:val="14"/>
+        </w:rPr>
+        <w:t>Acceptance criteria:</w:t>
+      </w:r>
+    </w:p>
+    <w:p>
+      <w:pPr>
+        <w:numPr>
+          <w:ilvl w:val="0"/>
+          <w:numId w:val="90"/>
+        </w:numPr>
+        <w:spacing w:after="0" w:line="240" w:lineRule="auto"/>
+        <w:rPr>
+          <w:b/>
+          <w:bCs/>
+          <w:sz w:val="14"/>
+          <w:szCs w:val="14"/>
+        </w:rPr>
+      </w:pPr>
+      <w:r>
+        <w:rPr>
+          <w:b/>
+          <w:bCs/>
+          <w:sz w:val="14"/>
+          <w:szCs w:val="14"/>
+        </w:rPr>
+        <w:t>/</w:t>
+      </w:r>
+      <w:proofErr w:type="spellStart"/>
+      <w:r>
+        <w:rPr>
+          <w:b/>
+          <w:bCs/>
+          <w:sz w:val="14"/>
+          <w:szCs w:val="14"/>
+        </w:rPr>
         <w:t>api</w:t>
       </w:r>
       <w:proofErr w:type="spellEnd"/>
@@ -561,94 +1848,14 @@
           <w:sz w:val="14"/>
           <w:szCs w:val="14"/>
         </w:rPr>
-        <w:t>/admin/</w:t>
-      </w:r>
-      <w:proofErr w:type="spellStart"/>
-      <w:r>
-        <w:rPr>
-          <w:b/>
-          <w:bCs/>
-          <w:sz w:val="14"/>
-          <w:szCs w:val="14"/>
-        </w:rPr>
-        <w:t>users.ts</w:t>
-      </w:r>
-      <w:proofErr w:type="spellEnd"/>
-      <w:r>
-        <w:rPr>
-          <w:b/>
-          <w:bCs/>
-          <w:sz w:val="14"/>
-          <w:szCs w:val="14"/>
-        </w:rPr>
-        <w:t xml:space="preserve"> — GET /</w:t>
-      </w:r>
-      <w:proofErr w:type="spellStart"/>
-      <w:r>
-        <w:rPr>
-          <w:b/>
-          <w:bCs/>
-          <w:sz w:val="14"/>
-          <w:szCs w:val="14"/>
-        </w:rPr>
-        <w:t>api</w:t>
-      </w:r>
-      <w:proofErr w:type="spellEnd"/>
-      <w:r>
-        <w:rPr>
-          <w:b/>
-          <w:bCs/>
-          <w:sz w:val="14"/>
-          <w:szCs w:val="14"/>
-        </w:rPr>
-        <w:t>/admin/</w:t>
-      </w:r>
-      <w:proofErr w:type="spellStart"/>
-      <w:r>
-        <w:rPr>
-          <w:b/>
-          <w:bCs/>
-          <w:sz w:val="14"/>
-          <w:szCs w:val="14"/>
-        </w:rPr>
-        <w:t>users?email</w:t>
-      </w:r>
-      <w:proofErr w:type="spellEnd"/>
-      <w:r>
-        <w:rPr>
-          <w:b/>
-          <w:bCs/>
-          <w:sz w:val="14"/>
-          <w:szCs w:val="14"/>
-        </w:rPr>
-        <w:t>=..., GET /</w:t>
-      </w:r>
-      <w:proofErr w:type="spellStart"/>
-      <w:r>
-        <w:rPr>
-          <w:b/>
-          <w:bCs/>
-          <w:sz w:val="14"/>
-          <w:szCs w:val="14"/>
-        </w:rPr>
-        <w:t>api</w:t>
-      </w:r>
-      <w:proofErr w:type="spellEnd"/>
-      <w:r>
-        <w:rPr>
-          <w:b/>
-          <w:bCs/>
-          <w:sz w:val="14"/>
-          <w:szCs w:val="14"/>
-        </w:rPr>
-        <w:t>/admin/users/:id</w:t>
+        <w:t>/health/ready returns real component status, fails health if any component fails</w:t>
       </w:r>
     </w:p>
     <w:p>
       <w:pPr>
         <w:numPr>
           <w:ilvl w:val="0"/>
-          <w:numId w:val="81"/>
+          <w:numId w:val="90"/>
         </w:numPr>
         <w:spacing w:after="0" w:line="240" w:lineRule="auto"/>
         <w:rPr>
@@ -665,9 +1872,10 @@
           <w:sz w:val="14"/>
           <w:szCs w:val="14"/>
         </w:rPr>
-        <w:t>backend/</w:t>
+        <w:t xml:space="preserve">A failed research run emits a </w:t>
       </w:r>
       <w:proofErr w:type="spellStart"/>
+      <w:proofErr w:type="gramStart"/>
       <w:r>
         <w:rPr>
           <w:b/>
@@ -675,9 +1883,10 @@
           <w:sz w:val="14"/>
           <w:szCs w:val="14"/>
         </w:rPr>
-        <w:t>src</w:t>
+        <w:t>research:failed</w:t>
       </w:r>
       <w:proofErr w:type="spellEnd"/>
+      <w:proofErr w:type="gramEnd"/>
       <w:r>
         <w:rPr>
           <w:b/>
@@ -685,94 +1894,14 @@
           <w:sz w:val="14"/>
           <w:szCs w:val="14"/>
         </w:rPr>
-        <w:t>/</w:t>
-      </w:r>
-      <w:proofErr w:type="spellStart"/>
-      <w:r>
-        <w:rPr>
-          <w:b/>
-          <w:bCs/>
-          <w:sz w:val="14"/>
-          <w:szCs w:val="14"/>
-        </w:rPr>
-        <w:t>api</w:t>
-      </w:r>
-      <w:proofErr w:type="spellEnd"/>
-      <w:r>
-        <w:rPr>
-          <w:b/>
-          <w:bCs/>
-          <w:sz w:val="14"/>
-          <w:szCs w:val="14"/>
-        </w:rPr>
-        <w:t>/admin/</w:t>
-      </w:r>
-      <w:proofErr w:type="spellStart"/>
-      <w:r>
-        <w:rPr>
-          <w:b/>
-          <w:bCs/>
-          <w:sz w:val="14"/>
-          <w:szCs w:val="14"/>
-        </w:rPr>
-        <w:t>wallet.ts</w:t>
-      </w:r>
-      <w:proofErr w:type="spellEnd"/>
-      <w:r>
-        <w:rPr>
-          <w:b/>
-          <w:bCs/>
-          <w:sz w:val="14"/>
-          <w:szCs w:val="14"/>
-        </w:rPr>
-        <w:t xml:space="preserve"> — POST /</w:t>
-      </w:r>
-      <w:proofErr w:type="spellStart"/>
-      <w:r>
-        <w:rPr>
-          <w:b/>
-          <w:bCs/>
-          <w:sz w:val="14"/>
-          <w:szCs w:val="14"/>
-        </w:rPr>
-        <w:t>api</w:t>
-      </w:r>
-      <w:proofErr w:type="spellEnd"/>
-      <w:r>
-        <w:rPr>
-          <w:b/>
-          <w:bCs/>
-          <w:sz w:val="14"/>
-          <w:szCs w:val="14"/>
-        </w:rPr>
-        <w:t xml:space="preserve">/admin/users/:id/wallet-adjust with reason field (logged to ledger as </w:t>
-      </w:r>
-      <w:proofErr w:type="spellStart"/>
-      <w:r>
-        <w:rPr>
-          <w:b/>
-          <w:bCs/>
-          <w:sz w:val="14"/>
-          <w:szCs w:val="14"/>
-        </w:rPr>
-        <w:t>admin_adjustment</w:t>
-      </w:r>
-      <w:proofErr w:type="spellEnd"/>
-      <w:r>
-        <w:rPr>
-          <w:b/>
-          <w:bCs/>
-          <w:sz w:val="14"/>
-          <w:szCs w:val="14"/>
-        </w:rPr>
-        <w:t>)</w:t>
+        <w:t xml:space="preserve"> socket event; frontend shows the failure with stage and reason; UI clears stuck progress bar</w:t>
       </w:r>
     </w:p>
     <w:p>
       <w:pPr>
         <w:numPr>
           <w:ilvl w:val="0"/>
-          <w:numId w:val="81"/>
+          <w:numId w:val="90"/>
         </w:numPr>
         <w:spacing w:after="0" w:line="240" w:lineRule="auto"/>
         <w:rPr>
@@ -789,114 +1918,14 @@
           <w:sz w:val="14"/>
           <w:szCs w:val="14"/>
         </w:rPr>
-        <w:t>backend/</w:t>
-      </w:r>
-      <w:proofErr w:type="spellStart"/>
-      <w:r>
-        <w:rPr>
-          <w:b/>
-          <w:bCs/>
-          <w:sz w:val="14"/>
-          <w:szCs w:val="14"/>
-        </w:rPr>
-        <w:t>src</w:t>
-      </w:r>
-      <w:proofErr w:type="spellEnd"/>
-      <w:r>
-        <w:rPr>
-          <w:b/>
-          <w:bCs/>
-          <w:sz w:val="14"/>
-          <w:szCs w:val="14"/>
-        </w:rPr>
-        <w:t>/</w:t>
-      </w:r>
-      <w:proofErr w:type="spellStart"/>
-      <w:r>
-        <w:rPr>
-          <w:b/>
-          <w:bCs/>
-          <w:sz w:val="14"/>
-          <w:szCs w:val="14"/>
-        </w:rPr>
-        <w:t>api</w:t>
-      </w:r>
-      <w:proofErr w:type="spellEnd"/>
-      <w:r>
-        <w:rPr>
-          <w:b/>
-          <w:bCs/>
-          <w:sz w:val="14"/>
-          <w:szCs w:val="14"/>
-        </w:rPr>
-        <w:t>/admin/</w:t>
-      </w:r>
-      <w:proofErr w:type="spellStart"/>
-      <w:r>
-        <w:rPr>
-          <w:b/>
-          <w:bCs/>
-          <w:sz w:val="14"/>
-          <w:szCs w:val="14"/>
-        </w:rPr>
-        <w:t>tier.ts</w:t>
-      </w:r>
-      <w:proofErr w:type="spellEnd"/>
-      <w:r>
-        <w:rPr>
-          <w:b/>
-          <w:bCs/>
-          <w:sz w:val="14"/>
-          <w:szCs w:val="14"/>
-        </w:rPr>
-        <w:t xml:space="preserve"> — POST /</w:t>
-      </w:r>
-      <w:proofErr w:type="spellStart"/>
-      <w:r>
-        <w:rPr>
-          <w:b/>
-          <w:bCs/>
-          <w:sz w:val="14"/>
-          <w:szCs w:val="14"/>
-        </w:rPr>
-        <w:t>api</w:t>
-      </w:r>
-      <w:proofErr w:type="spellEnd"/>
-      <w:r>
-        <w:rPr>
-          <w:b/>
-          <w:bCs/>
-          <w:sz w:val="14"/>
-          <w:szCs w:val="14"/>
-        </w:rPr>
-        <w:t>/admin/</w:t>
-      </w:r>
-      <w:proofErr w:type="gramStart"/>
-      <w:r>
-        <w:rPr>
-          <w:b/>
-          <w:bCs/>
-          <w:sz w:val="14"/>
-          <w:szCs w:val="14"/>
-        </w:rPr>
-        <w:t>users/:</w:t>
-      </w:r>
-      <w:proofErr w:type="gramEnd"/>
-      <w:r>
-        <w:rPr>
-          <w:b/>
-          <w:bCs/>
-          <w:sz w:val="14"/>
-          <w:szCs w:val="14"/>
-        </w:rPr>
-        <w:t>id/tier-override with reason</w:t>
+        <w:t>Sentry captures unhandled errors in both frontend and backend</w:t>
       </w:r>
     </w:p>
     <w:p>
       <w:pPr>
         <w:numPr>
           <w:ilvl w:val="0"/>
-          <w:numId w:val="81"/>
+          <w:numId w:val="90"/>
         </w:numPr>
         <w:spacing w:after="0" w:line="240" w:lineRule="auto"/>
         <w:rPr>
@@ -913,74 +1942,14 @@
           <w:sz w:val="14"/>
           <w:szCs w:val="14"/>
         </w:rPr>
-        <w:t>backend/</w:t>
-      </w:r>
-      <w:proofErr w:type="spellStart"/>
-      <w:r>
-        <w:rPr>
-          <w:b/>
-          <w:bCs/>
-          <w:sz w:val="14"/>
-          <w:szCs w:val="14"/>
-        </w:rPr>
-        <w:t>src</w:t>
-      </w:r>
-      <w:proofErr w:type="spellEnd"/>
-      <w:r>
-        <w:rPr>
-          <w:b/>
-          <w:bCs/>
-          <w:sz w:val="14"/>
-          <w:szCs w:val="14"/>
-        </w:rPr>
-        <w:t>/</w:t>
-      </w:r>
-      <w:proofErr w:type="spellStart"/>
-      <w:r>
-        <w:rPr>
-          <w:b/>
-          <w:bCs/>
-          <w:sz w:val="14"/>
-          <w:szCs w:val="14"/>
-        </w:rPr>
-        <w:t>api</w:t>
-      </w:r>
-      <w:proofErr w:type="spellEnd"/>
-      <w:r>
-        <w:rPr>
-          <w:b/>
-          <w:bCs/>
-          <w:sz w:val="14"/>
-          <w:szCs w:val="14"/>
-        </w:rPr>
-        <w:t>/admin/</w:t>
-      </w:r>
-      <w:proofErr w:type="spellStart"/>
-      <w:r>
-        <w:rPr>
-          <w:b/>
-          <w:bCs/>
-          <w:sz w:val="14"/>
-          <w:szCs w:val="14"/>
-        </w:rPr>
-        <w:t>telemetry.ts</w:t>
-      </w:r>
-      <w:proofErr w:type="spellEnd"/>
-      <w:r>
-        <w:rPr>
-          <w:b/>
-          <w:bCs/>
-          <w:sz w:val="14"/>
-          <w:szCs w:val="14"/>
-        </w:rPr>
-        <w:t xml:space="preserve"> — run statistics by mode, by tier, by date range</w:t>
+        <w:t>Legal pages render with placeholder content and a clear "this is a draft pending legal review" banner that is removed only after lawyer sign-off</w:t>
       </w:r>
     </w:p>
     <w:p>
       <w:pPr>
         <w:numPr>
           <w:ilvl w:val="0"/>
-          <w:numId w:val="81"/>
+          <w:numId w:val="90"/>
         </w:numPr>
         <w:spacing w:after="0" w:line="240" w:lineRule="auto"/>
         <w:rPr>
@@ -997,154 +1966,14 @@
           <w:sz w:val="14"/>
           <w:szCs w:val="14"/>
         </w:rPr>
-        <w:t>backend/</w:t>
-      </w:r>
-      <w:proofErr w:type="spellStart"/>
-      <w:r>
-        <w:rPr>
-          <w:b/>
-          <w:bCs/>
-          <w:sz w:val="14"/>
-          <w:szCs w:val="14"/>
-        </w:rPr>
-        <w:t>src</w:t>
-      </w:r>
-      <w:proofErr w:type="spellEnd"/>
-      <w:r>
-        <w:rPr>
-          <w:b/>
-          <w:bCs/>
-          <w:sz w:val="14"/>
-          <w:szCs w:val="14"/>
-        </w:rPr>
-        <w:t>/</w:t>
-      </w:r>
-      <w:proofErr w:type="spellStart"/>
-      <w:r>
-        <w:rPr>
-          <w:b/>
-          <w:bCs/>
-          <w:sz w:val="14"/>
-          <w:szCs w:val="14"/>
-        </w:rPr>
-        <w:t>api</w:t>
-      </w:r>
-      <w:proofErr w:type="spellEnd"/>
-      <w:r>
-        <w:rPr>
-          <w:b/>
-          <w:bCs/>
-          <w:sz w:val="14"/>
-          <w:szCs w:val="14"/>
-        </w:rPr>
-        <w:t>/admin/</w:t>
-      </w:r>
-      <w:proofErr w:type="spellStart"/>
-      <w:r>
-        <w:rPr>
-          <w:b/>
-          <w:bCs/>
-          <w:sz w:val="14"/>
-          <w:szCs w:val="14"/>
-        </w:rPr>
-        <w:t>audit.ts</w:t>
-      </w:r>
-      <w:proofErr w:type="spellEnd"/>
-      <w:r>
-        <w:rPr>
-          <w:b/>
-          <w:bCs/>
-          <w:sz w:val="14"/>
-          <w:szCs w:val="14"/>
-        </w:rPr>
-        <w:t xml:space="preserve"> — GET /</w:t>
-      </w:r>
-      <w:proofErr w:type="spellStart"/>
-      <w:r>
-        <w:rPr>
-          <w:b/>
-          <w:bCs/>
-          <w:sz w:val="14"/>
-          <w:szCs w:val="14"/>
-        </w:rPr>
-        <w:t>api</w:t>
-      </w:r>
-      <w:proofErr w:type="spellEnd"/>
-      <w:r>
-        <w:rPr>
-          <w:b/>
-          <w:bCs/>
-          <w:sz w:val="14"/>
-          <w:szCs w:val="14"/>
-        </w:rPr>
-        <w:t>/admin/audit-log with filters</w:t>
+        <w:t>PII is never logged (audit by grepping log output during a run)</w:t>
       </w:r>
     </w:p>
     <w:p>
       <w:pPr>
-        <w:spacing w:after="0" w:line="240" w:lineRule="auto"/>
-        <w:rPr>
-          <w:b/>
-          <w:bCs/>
-          <w:sz w:val="14"/>
-          <w:szCs w:val="14"/>
-        </w:rPr>
-      </w:pPr>
-      <w:r>
-        <w:rPr>
-          <w:b/>
-          <w:bCs/>
-          <w:sz w:val="14"/>
-          <w:szCs w:val="14"/>
-        </w:rPr>
-        <w:t xml:space="preserve">All admin endpoints gated by </w:t>
-      </w:r>
-      <w:proofErr w:type="spellStart"/>
-      <w:r>
-        <w:rPr>
-          <w:b/>
-          <w:bCs/>
-          <w:sz w:val="14"/>
-          <w:szCs w:val="14"/>
-        </w:rPr>
-        <w:t>requireAdmin</w:t>
-      </w:r>
-      <w:proofErr w:type="spellEnd"/>
-      <w:r>
-        <w:rPr>
-          <w:b/>
-          <w:bCs/>
-          <w:sz w:val="14"/>
-          <w:szCs w:val="14"/>
-        </w:rPr>
-        <w:t xml:space="preserve"> middleware.</w:t>
-      </w:r>
-    </w:p>
-    <w:p>
-      <w:pPr>
-        <w:spacing w:after="0" w:line="240" w:lineRule="auto"/>
-        <w:rPr>
-          <w:b/>
-          <w:bCs/>
-          <w:sz w:val="14"/>
-          <w:szCs w:val="14"/>
-        </w:rPr>
-      </w:pPr>
-      <w:r>
-        <w:rPr>
-          <w:b/>
-          <w:bCs/>
-          <w:sz w:val="14"/>
-          <w:szCs w:val="14"/>
-        </w:rPr>
-        <w:t>Acceptance criteria:</w:t>
-      </w:r>
-    </w:p>
-    <w:p>
-      <w:pPr>
         <w:numPr>
           <w:ilvl w:val="0"/>
-          <w:numId w:val="82"/>
+          <w:numId w:val="90"/>
         </w:numPr>
         <w:spacing w:after="0" w:line="240" w:lineRule="auto"/>
         <w:rPr>
@@ -1161,191 +1990,7 @@
           <w:sz w:val="14"/>
           <w:szCs w:val="14"/>
         </w:rPr>
-        <w:t>Admin can search users by email</w:t>
-      </w:r>
-    </w:p>
-    <w:p>
-      <w:pPr>
-        <w:numPr>
-          <w:ilvl w:val="0"/>
-          <w:numId w:val="82"/>
-        </w:numPr>
-        <w:spacing w:after="0" w:line="240" w:lineRule="auto"/>
-        <w:rPr>
-          <w:b/>
-          <w:bCs/>
-          <w:sz w:val="14"/>
-          <w:szCs w:val="14"/>
-        </w:rPr>
-      </w:pPr>
-      <w:r>
-        <w:rPr>
-          <w:b/>
-          <w:bCs/>
-          <w:sz w:val="14"/>
-          <w:szCs w:val="14"/>
-        </w:rPr>
-        <w:t>Admin can credit/debit a wallet with a logged reason</w:t>
-      </w:r>
-    </w:p>
-    <w:p>
-      <w:pPr>
-        <w:numPr>
-          <w:ilvl w:val="0"/>
-          <w:numId w:val="82"/>
-        </w:numPr>
-        <w:spacing w:after="0" w:line="240" w:lineRule="auto"/>
-        <w:rPr>
-          <w:b/>
-          <w:bCs/>
-          <w:sz w:val="14"/>
-          <w:szCs w:val="14"/>
-        </w:rPr>
-      </w:pPr>
-      <w:r>
-        <w:rPr>
-          <w:b/>
-          <w:bCs/>
-          <w:sz w:val="14"/>
-          <w:szCs w:val="14"/>
-        </w:rPr>
-        <w:t>Admin can override a user's tier (e.g., comp a journalist with Pro access)</w:t>
-      </w:r>
-    </w:p>
-    <w:p>
-      <w:pPr>
-        <w:numPr>
-          <w:ilvl w:val="0"/>
-          <w:numId w:val="82"/>
-        </w:numPr>
-        <w:spacing w:after="0" w:line="240" w:lineRule="auto"/>
-        <w:rPr>
-          <w:b/>
-          <w:bCs/>
-          <w:sz w:val="14"/>
-          <w:szCs w:val="14"/>
-        </w:rPr>
-      </w:pPr>
-      <w:r>
-        <w:rPr>
-          <w:b/>
-          <w:bCs/>
-          <w:sz w:val="14"/>
-          <w:szCs w:val="14"/>
-        </w:rPr>
-        <w:t>Run telemetry shows runs/day, mode mix, success/failure rates, average runtime</w:t>
-      </w:r>
-    </w:p>
-    <w:p>
-      <w:pPr>
-        <w:numPr>
-          <w:ilvl w:val="0"/>
-          <w:numId w:val="82"/>
-        </w:numPr>
-        <w:spacing w:after="0" w:line="240" w:lineRule="auto"/>
-        <w:rPr>
-          <w:b/>
-          <w:bCs/>
-          <w:sz w:val="14"/>
-          <w:szCs w:val="14"/>
-        </w:rPr>
-      </w:pPr>
-      <w:r>
-        <w:rPr>
-          <w:b/>
-          <w:bCs/>
-          <w:sz w:val="14"/>
-          <w:szCs w:val="14"/>
-        </w:rPr>
-        <w:t>Audit log is searchable by user, event type, date range</w:t>
-      </w:r>
-    </w:p>
-    <w:p>
-      <w:pPr>
-        <w:numPr>
-          <w:ilvl w:val="0"/>
-          <w:numId w:val="82"/>
-        </w:numPr>
-        <w:spacing w:after="0" w:line="240" w:lineRule="auto"/>
-        <w:rPr>
-          <w:b/>
-          <w:bCs/>
-          <w:sz w:val="14"/>
-          <w:szCs w:val="14"/>
-        </w:rPr>
-      </w:pPr>
-      <w:r>
-        <w:rPr>
-          <w:b/>
-          <w:bCs/>
-          <w:sz w:val="14"/>
-          <w:szCs w:val="14"/>
-        </w:rPr>
-        <w:t>Non-admin gets 403 on every admin endpoint</w:t>
-      </w:r>
-    </w:p>
-    <w:p>
-      <w:pPr>
-        <w:numPr>
-          <w:ilvl w:val="0"/>
-          <w:numId w:val="82"/>
-        </w:numPr>
-        <w:spacing w:after="0" w:line="240" w:lineRule="auto"/>
-        <w:rPr>
-          <w:b/>
-          <w:bCs/>
-          <w:sz w:val="14"/>
-          <w:szCs w:val="14"/>
-        </w:rPr>
-      </w:pPr>
-      <w:r>
-        <w:rPr>
-          <w:b/>
-          <w:bCs/>
-          <w:sz w:val="14"/>
-          <w:szCs w:val="14"/>
-        </w:rPr>
-        <w:t xml:space="preserve">Every admin action writes a row to </w:t>
-      </w:r>
-      <w:proofErr w:type="spellStart"/>
-      <w:r>
-        <w:rPr>
-          <w:b/>
-          <w:bCs/>
-          <w:sz w:val="14"/>
-          <w:szCs w:val="14"/>
-        </w:rPr>
-        <w:t>ingestion_audit_log</w:t>
-      </w:r>
-      <w:proofErr w:type="spellEnd"/>
-      <w:r>
-        <w:rPr>
-          <w:b/>
-          <w:bCs/>
-          <w:sz w:val="14"/>
-          <w:szCs w:val="14"/>
-        </w:rPr>
-        <w:t xml:space="preserve"> (or a separate </w:t>
-      </w:r>
-      <w:proofErr w:type="spellStart"/>
-      <w:r>
-        <w:rPr>
-          <w:b/>
-          <w:bCs/>
-          <w:sz w:val="14"/>
-          <w:szCs w:val="14"/>
-        </w:rPr>
-        <w:t>admin_actions</w:t>
-      </w:r>
-      <w:proofErr w:type="spellEnd"/>
-      <w:r>
-        <w:rPr>
-          <w:b/>
-          <w:bCs/>
-          <w:sz w:val="14"/>
-          <w:szCs w:val="14"/>
-        </w:rPr>
-        <w:t xml:space="preserve"> log) with the admin's user ID, target user ID, action, reason, timestamp</w:t>
+        <w:t>Per .cursor/rules/11-error-paths-and-logging.mdc, error paths preserve enough context to diagnose without losing the original error</w:t>
       </w:r>
     </w:p>
     <w:p>
@@ -1372,7 +2017,7 @@
       <w:pPr>
         <w:numPr>
           <w:ilvl w:val="0"/>
-          <w:numId w:val="83"/>
+          <w:numId w:val="91"/>
         </w:numPr>
         <w:spacing w:after="0" w:line="240" w:lineRule="auto"/>
         <w:rPr>
@@ -1389,14 +2034,14 @@
           <w:sz w:val="14"/>
           <w:szCs w:val="14"/>
         </w:rPr>
-        <w:t>Non-admin user gets 403</w:t>
+        <w:t>Health endpoint returns degraded status when Redis is down</w:t>
       </w:r>
     </w:p>
     <w:p>
       <w:pPr>
         <w:numPr>
           <w:ilvl w:val="0"/>
-          <w:numId w:val="83"/>
+          <w:numId w:val="91"/>
         </w:numPr>
         <w:spacing w:after="0" w:line="240" w:lineRule="auto"/>
         <w:rPr>
@@ -1413,14 +2058,14 @@
           <w:sz w:val="14"/>
           <w:szCs w:val="14"/>
         </w:rPr>
-        <w:t>Admin action writes audit row</w:t>
+        <w:t>Failed run scenario triggers correct event flow</w:t>
       </w:r>
     </w:p>
     <w:p>
       <w:pPr>
         <w:numPr>
           <w:ilvl w:val="0"/>
-          <w:numId w:val="83"/>
+          <w:numId w:val="91"/>
         </w:numPr>
         <w:spacing w:after="0" w:line="240" w:lineRule="auto"/>
         <w:rPr>
@@ -1437,7 +2082,7 @@
           <w:sz w:val="14"/>
           <w:szCs w:val="14"/>
         </w:rPr>
-        <w:t>Wallet adjustment is transactional (balance updated + ledger row written atomically)</w:t>
+        <w:t>Error logging redacts emails, tokens, BYOK key fragments</w:t>
       </w:r>
     </w:p>
     <w:p>
@@ -1475,7 +2120,7 @@
       <w:pPr>
         <w:numPr>
           <w:ilvl w:val="0"/>
-          <w:numId w:val="84"/>
+          <w:numId w:val="92"/>
         </w:numPr>
         <w:spacing w:after="0" w:line="240" w:lineRule="auto"/>
         <w:rPr>
@@ -1492,15 +2137,11 @@
           <w:sz w:val="14"/>
           <w:szCs w:val="14"/>
         </w:rPr>
-        <w:t>User-facing routes</w:t>
+        <w:t>Research engine logic</w:t>
       </w:r>
     </w:p>
     <w:p>
       <w:pPr>
-        <w:numPr>
-          <w:ilvl w:val="0"/>
-          <w:numId w:val="84"/>
-        </w:numPr>
         <w:spacing w:after="0" w:line="240" w:lineRule="auto"/>
         <w:rPr>
           <w:b/>
@@ -1516,7 +2157,7 @@
           <w:sz w:val="14"/>
           <w:szCs w:val="14"/>
         </w:rPr>
-        <w:t>Research engine</w:t>
+        <w:t>Manual follow-up. Schedule lawyer review of legal pages with $2.5–5K budget before public launch. This is a launch blocker.</w:t>
       </w:r>
     </w:p>
     <w:p/>
@@ -2576,6 +3217,304 @@
     </w:lvl>
   </w:abstractNum>
   <w:abstractNum w:abstractNumId="7" w15:restartNumberingAfterBreak="0">
+    <w:nsid w:val="0D9D7829"/>
+    <w:multiLevelType w:val="multilevel"/>
+    <w:tmpl w:val="28C2E868"/>
+    <w:lvl w:ilvl="0">
+      <w:start w:val="1"/>
+      <w:numFmt w:val="bullet"/>
+      <w:lvlText w:val=""/>
+      <w:lvlJc w:val="left"/>
+      <w:pPr>
+        <w:tabs>
+          <w:tab w:val="num" w:pos="720"/>
+        </w:tabs>
+        <w:ind w:left="720" w:hanging="360"/>
+      </w:pPr>
+      <w:rPr>
+        <w:rFonts w:ascii="Symbol" w:hAnsi="Symbol" w:hint="default"/>
+        <w:sz w:val="20"/>
+      </w:rPr>
+    </w:lvl>
+    <w:lvl w:ilvl="1" w:tentative="1">
+      <w:start w:val="1"/>
+      <w:numFmt w:val="bullet"/>
+      <w:lvlText w:val="o"/>
+      <w:lvlJc w:val="left"/>
+      <w:pPr>
+        <w:tabs>
+          <w:tab w:val="num" w:pos="1440"/>
+        </w:tabs>
+        <w:ind w:left="1440" w:hanging="360"/>
+      </w:pPr>
+      <w:rPr>
+        <w:rFonts w:ascii="Courier New" w:hAnsi="Courier New" w:hint="default"/>
+        <w:sz w:val="20"/>
+      </w:rPr>
+    </w:lvl>
+    <w:lvl w:ilvl="2" w:tentative="1">
+      <w:start w:val="1"/>
+      <w:numFmt w:val="bullet"/>
+      <w:lvlText w:val=""/>
+      <w:lvlJc w:val="left"/>
+      <w:pPr>
+        <w:tabs>
+          <w:tab w:val="num" w:pos="2160"/>
+        </w:tabs>
+        <w:ind w:left="2160" w:hanging="360"/>
+      </w:pPr>
+      <w:rPr>
+        <w:rFonts w:ascii="Wingdings" w:hAnsi="Wingdings" w:hint="default"/>
+        <w:sz w:val="20"/>
+      </w:rPr>
+    </w:lvl>
+    <w:lvl w:ilvl="3" w:tentative="1">
+      <w:start w:val="1"/>
+      <w:numFmt w:val="bullet"/>
+      <w:lvlText w:val=""/>
+      <w:lvlJc w:val="left"/>
+      <w:pPr>
+        <w:tabs>
+          <w:tab w:val="num" w:pos="2880"/>
+        </w:tabs>
+        <w:ind w:left="2880" w:hanging="360"/>
+      </w:pPr>
+      <w:rPr>
+        <w:rFonts w:ascii="Wingdings" w:hAnsi="Wingdings" w:hint="default"/>
+        <w:sz w:val="20"/>
+      </w:rPr>
+    </w:lvl>
+    <w:lvl w:ilvl="4" w:tentative="1">
+      <w:start w:val="1"/>
+      <w:numFmt w:val="bullet"/>
+      <w:lvlText w:val=""/>
+      <w:lvlJc w:val="left"/>
+      <w:pPr>
+        <w:tabs>
+          <w:tab w:val="num" w:pos="3600"/>
+        </w:tabs>
+        <w:ind w:left="3600" w:hanging="360"/>
+      </w:pPr>
+      <w:rPr>
+        <w:rFonts w:ascii="Wingdings" w:hAnsi="Wingdings" w:hint="default"/>
+        <w:sz w:val="20"/>
+      </w:rPr>
+    </w:lvl>
+    <w:lvl w:ilvl="5" w:tentative="1">
+      <w:start w:val="1"/>
+      <w:numFmt w:val="bullet"/>
+      <w:lvlText w:val=""/>
+      <w:lvlJc w:val="left"/>
+      <w:pPr>
+        <w:tabs>
+          <w:tab w:val="num" w:pos="4320"/>
+        </w:tabs>
+        <w:ind w:left="4320" w:hanging="360"/>
+      </w:pPr>
+      <w:rPr>
+        <w:rFonts w:ascii="Wingdings" w:hAnsi="Wingdings" w:hint="default"/>
+        <w:sz w:val="20"/>
+      </w:rPr>
+    </w:lvl>
+    <w:lvl w:ilvl="6" w:tentative="1">
+      <w:start w:val="1"/>
+      <w:numFmt w:val="bullet"/>
+      <w:lvlText w:val=""/>
+      <w:lvlJc w:val="left"/>
+      <w:pPr>
+        <w:tabs>
+          <w:tab w:val="num" w:pos="5040"/>
+        </w:tabs>
+        <w:ind w:left="5040" w:hanging="360"/>
+      </w:pPr>
+      <w:rPr>
+        <w:rFonts w:ascii="Wingdings" w:hAnsi="Wingdings" w:hint="default"/>
+        <w:sz w:val="20"/>
+      </w:rPr>
+    </w:lvl>
+    <w:lvl w:ilvl="7" w:tentative="1">
+      <w:start w:val="1"/>
+      <w:numFmt w:val="bullet"/>
+      <w:lvlText w:val=""/>
+      <w:lvlJc w:val="left"/>
+      <w:pPr>
+        <w:tabs>
+          <w:tab w:val="num" w:pos="5760"/>
+        </w:tabs>
+        <w:ind w:left="5760" w:hanging="360"/>
+      </w:pPr>
+      <w:rPr>
+        <w:rFonts w:ascii="Wingdings" w:hAnsi="Wingdings" w:hint="default"/>
+        <w:sz w:val="20"/>
+      </w:rPr>
+    </w:lvl>
+    <w:lvl w:ilvl="8" w:tentative="1">
+      <w:start w:val="1"/>
+      <w:numFmt w:val="bullet"/>
+      <w:lvlText w:val=""/>
+      <w:lvlJc w:val="left"/>
+      <w:pPr>
+        <w:tabs>
+          <w:tab w:val="num" w:pos="6480"/>
+        </w:tabs>
+        <w:ind w:left="6480" w:hanging="360"/>
+      </w:pPr>
+      <w:rPr>
+        <w:rFonts w:ascii="Wingdings" w:hAnsi="Wingdings" w:hint="default"/>
+        <w:sz w:val="20"/>
+      </w:rPr>
+    </w:lvl>
+  </w:abstractNum>
+  <w:abstractNum w:abstractNumId="8" w15:restartNumberingAfterBreak="0">
+    <w:nsid w:val="0EED424B"/>
+    <w:multiLevelType w:val="multilevel"/>
+    <w:tmpl w:val="D2D6DC82"/>
+    <w:lvl w:ilvl="0">
+      <w:start w:val="1"/>
+      <w:numFmt w:val="bullet"/>
+      <w:lvlText w:val=""/>
+      <w:lvlJc w:val="left"/>
+      <w:pPr>
+        <w:tabs>
+          <w:tab w:val="num" w:pos="720"/>
+        </w:tabs>
+        <w:ind w:left="720" w:hanging="360"/>
+      </w:pPr>
+      <w:rPr>
+        <w:rFonts w:ascii="Symbol" w:hAnsi="Symbol" w:hint="default"/>
+        <w:sz w:val="20"/>
+      </w:rPr>
+    </w:lvl>
+    <w:lvl w:ilvl="1" w:tentative="1">
+      <w:start w:val="1"/>
+      <w:numFmt w:val="bullet"/>
+      <w:lvlText w:val="o"/>
+      <w:lvlJc w:val="left"/>
+      <w:pPr>
+        <w:tabs>
+          <w:tab w:val="num" w:pos="1440"/>
+        </w:tabs>
+        <w:ind w:left="1440" w:hanging="360"/>
+      </w:pPr>
+      <w:rPr>
+        <w:rFonts w:ascii="Courier New" w:hAnsi="Courier New" w:hint="default"/>
+        <w:sz w:val="20"/>
+      </w:rPr>
+    </w:lvl>
+    <w:lvl w:ilvl="2" w:tentative="1">
+      <w:start w:val="1"/>
+      <w:numFmt w:val="bullet"/>
+      <w:lvlText w:val=""/>
+      <w:lvlJc w:val="left"/>
+      <w:pPr>
+        <w:tabs>
+          <w:tab w:val="num" w:pos="2160"/>
+        </w:tabs>
+        <w:ind w:left="2160" w:hanging="360"/>
+      </w:pPr>
+      <w:rPr>
+        <w:rFonts w:ascii="Wingdings" w:hAnsi="Wingdings" w:hint="default"/>
+        <w:sz w:val="20"/>
+      </w:rPr>
+    </w:lvl>
+    <w:lvl w:ilvl="3" w:tentative="1">
+      <w:start w:val="1"/>
+      <w:numFmt w:val="bullet"/>
+      <w:lvlText w:val=""/>
+      <w:lvlJc w:val="left"/>
+      <w:pPr>
+        <w:tabs>
+          <w:tab w:val="num" w:pos="2880"/>
+        </w:tabs>
+        <w:ind w:left="2880" w:hanging="360"/>
+      </w:pPr>
+      <w:rPr>
+        <w:rFonts w:ascii="Wingdings" w:hAnsi="Wingdings" w:hint="default"/>
+        <w:sz w:val="20"/>
+      </w:rPr>
+    </w:lvl>
+    <w:lvl w:ilvl="4" w:tentative="1">
+      <w:start w:val="1"/>
+      <w:numFmt w:val="bullet"/>
+      <w:lvlText w:val=""/>
+      <w:lvlJc w:val="left"/>
+      <w:pPr>
+        <w:tabs>
+          <w:tab w:val="num" w:pos="3600"/>
+        </w:tabs>
+        <w:ind w:left="3600" w:hanging="360"/>
+      </w:pPr>
+      <w:rPr>
+        <w:rFonts w:ascii="Wingdings" w:hAnsi="Wingdings" w:hint="default"/>
+        <w:sz w:val="20"/>
+      </w:rPr>
+    </w:lvl>
+    <w:lvl w:ilvl="5" w:tentative="1">
+      <w:start w:val="1"/>
+      <w:numFmt w:val="bullet"/>
+      <w:lvlText w:val=""/>
+      <w:lvlJc w:val="left"/>
+      <w:pPr>
+        <w:tabs>
+          <w:tab w:val="num" w:pos="4320"/>
+        </w:tabs>
+        <w:ind w:left="4320" w:hanging="360"/>
+      </w:pPr>
+      <w:rPr>
+        <w:rFonts w:ascii="Wingdings" w:hAnsi="Wingdings" w:hint="default"/>
+        <w:sz w:val="20"/>
+      </w:rPr>
+    </w:lvl>
+    <w:lvl w:ilvl="6" w:tentative="1">
+      <w:start w:val="1"/>
+      <w:numFmt w:val="bullet"/>
+      <w:lvlText w:val=""/>
+      <w:lvlJc w:val="left"/>
+      <w:pPr>
+        <w:tabs>
+          <w:tab w:val="num" w:pos="5040"/>
+        </w:tabs>
+        <w:ind w:left="5040" w:hanging="360"/>
+      </w:pPr>
+      <w:rPr>
+        <w:rFonts w:ascii="Wingdings" w:hAnsi="Wingdings" w:hint="default"/>
+        <w:sz w:val="20"/>
+      </w:rPr>
+    </w:lvl>
+    <w:lvl w:ilvl="7" w:tentative="1">
+      <w:start w:val="1"/>
+      <w:numFmt w:val="bullet"/>
+      <w:lvlText w:val=""/>
+      <w:lvlJc w:val="left"/>
+      <w:pPr>
+        <w:tabs>
+          <w:tab w:val="num" w:pos="5760"/>
+        </w:tabs>
+        <w:ind w:left="5760" w:hanging="360"/>
+      </w:pPr>
+      <w:rPr>
+        <w:rFonts w:ascii="Wingdings" w:hAnsi="Wingdings" w:hint="default"/>
+        <w:sz w:val="20"/>
+      </w:rPr>
+    </w:lvl>
+    <w:lvl w:ilvl="8" w:tentative="1">
+      <w:start w:val="1"/>
+      <w:numFmt w:val="bullet"/>
+      <w:lvlText w:val=""/>
+      <w:lvlJc w:val="left"/>
+      <w:pPr>
+        <w:tabs>
+          <w:tab w:val="num" w:pos="6480"/>
+        </w:tabs>
+        <w:ind w:left="6480" w:hanging="360"/>
+      </w:pPr>
+      <w:rPr>
+        <w:rFonts w:ascii="Wingdings" w:hAnsi="Wingdings" w:hint="default"/>
+        <w:sz w:val="20"/>
+      </w:rPr>
+    </w:lvl>
+  </w:abstractNum>
+  <w:abstractNum w:abstractNumId="9" w15:restartNumberingAfterBreak="0">
     <w:nsid w:val="11D70FFF"/>
     <w:multiLevelType w:val="multilevel"/>
     <w:tmpl w:val="A55A0940"/>
@@ -2724,7 +3663,7 @@
       </w:rPr>
     </w:lvl>
   </w:abstractNum>
-  <w:abstractNum w:abstractNumId="8" w15:restartNumberingAfterBreak="0">
+  <w:abstractNum w:abstractNumId="10" w15:restartNumberingAfterBreak="0">
     <w:nsid w:val="12D80BE6"/>
     <w:multiLevelType w:val="multilevel"/>
     <w:tmpl w:val="504CE074"/>
@@ -2873,7 +3812,7 @@
       </w:rPr>
     </w:lvl>
   </w:abstractNum>
-  <w:abstractNum w:abstractNumId="9" w15:restartNumberingAfterBreak="0">
+  <w:abstractNum w:abstractNumId="11" w15:restartNumberingAfterBreak="0">
     <w:nsid w:val="154F29F9"/>
     <w:multiLevelType w:val="multilevel"/>
     <w:tmpl w:val="CF36F632"/>
@@ -3022,7 +3961,7 @@
       </w:rPr>
     </w:lvl>
   </w:abstractNum>
-  <w:abstractNum w:abstractNumId="10" w15:restartNumberingAfterBreak="0">
+  <w:abstractNum w:abstractNumId="12" w15:restartNumberingAfterBreak="0">
     <w:nsid w:val="176E0094"/>
     <w:multiLevelType w:val="multilevel"/>
     <w:tmpl w:val="C4F0B574"/>
@@ -3171,7 +4110,7 @@
       </w:rPr>
     </w:lvl>
   </w:abstractNum>
-  <w:abstractNum w:abstractNumId="11" w15:restartNumberingAfterBreak="0">
+  <w:abstractNum w:abstractNumId="13" w15:restartNumberingAfterBreak="0">
     <w:nsid w:val="18147F4A"/>
     <w:multiLevelType w:val="multilevel"/>
     <w:tmpl w:val="05EA243E"/>
@@ -3320,7 +4259,7 @@
       </w:rPr>
     </w:lvl>
   </w:abstractNum>
-  <w:abstractNum w:abstractNumId="12" w15:restartNumberingAfterBreak="0">
+  <w:abstractNum w:abstractNumId="14" w15:restartNumberingAfterBreak="0">
     <w:nsid w:val="1864576D"/>
     <w:multiLevelType w:val="multilevel"/>
     <w:tmpl w:val="7CC043B4"/>
@@ -3469,7 +4408,7 @@
       </w:rPr>
     </w:lvl>
   </w:abstractNum>
-  <w:abstractNum w:abstractNumId="13" w15:restartNumberingAfterBreak="0">
+  <w:abstractNum w:abstractNumId="15" w15:restartNumberingAfterBreak="0">
     <w:nsid w:val="18C73B32"/>
     <w:multiLevelType w:val="multilevel"/>
     <w:tmpl w:val="528C1A3C"/>
@@ -3618,7 +4557,7 @@
       </w:rPr>
     </w:lvl>
   </w:abstractNum>
-  <w:abstractNum w:abstractNumId="14" w15:restartNumberingAfterBreak="0">
+  <w:abstractNum w:abstractNumId="16" w15:restartNumberingAfterBreak="0">
     <w:nsid w:val="19E633BD"/>
     <w:multiLevelType w:val="multilevel"/>
     <w:tmpl w:val="34BC915C"/>
@@ -3767,7 +4706,7 @@
       </w:rPr>
     </w:lvl>
   </w:abstractNum>
-  <w:abstractNum w:abstractNumId="15" w15:restartNumberingAfterBreak="0">
+  <w:abstractNum w:abstractNumId="17" w15:restartNumberingAfterBreak="0">
     <w:nsid w:val="1B4D0A5A"/>
     <w:multiLevelType w:val="multilevel"/>
     <w:tmpl w:val="ACD26688"/>
@@ -3916,7 +4855,7 @@
       </w:rPr>
     </w:lvl>
   </w:abstractNum>
-  <w:abstractNum w:abstractNumId="16" w15:restartNumberingAfterBreak="0">
+  <w:abstractNum w:abstractNumId="18" w15:restartNumberingAfterBreak="0">
     <w:nsid w:val="1CEC32F0"/>
     <w:multiLevelType w:val="multilevel"/>
     <w:tmpl w:val="9BA0E244"/>
@@ -4065,7 +5004,7 @@
       </w:rPr>
     </w:lvl>
   </w:abstractNum>
-  <w:abstractNum w:abstractNumId="17" w15:restartNumberingAfterBreak="0">
+  <w:abstractNum w:abstractNumId="19" w15:restartNumberingAfterBreak="0">
     <w:nsid w:val="1DF91516"/>
     <w:multiLevelType w:val="multilevel"/>
     <w:tmpl w:val="4EEE850E"/>
@@ -4214,7 +5153,7 @@
       </w:rPr>
     </w:lvl>
   </w:abstractNum>
-  <w:abstractNum w:abstractNumId="18" w15:restartNumberingAfterBreak="0">
+  <w:abstractNum w:abstractNumId="20" w15:restartNumberingAfterBreak="0">
     <w:nsid w:val="1E031A17"/>
     <w:multiLevelType w:val="multilevel"/>
     <w:tmpl w:val="1BB2D1E0"/>
@@ -4363,7 +5302,7 @@
       </w:rPr>
     </w:lvl>
   </w:abstractNum>
-  <w:abstractNum w:abstractNumId="19" w15:restartNumberingAfterBreak="0">
+  <w:abstractNum w:abstractNumId="21" w15:restartNumberingAfterBreak="0">
     <w:nsid w:val="1FBE6A88"/>
     <w:multiLevelType w:val="multilevel"/>
     <w:tmpl w:val="589CB48C"/>
@@ -4512,7 +5451,7 @@
       </w:rPr>
     </w:lvl>
   </w:abstractNum>
-  <w:abstractNum w:abstractNumId="20" w15:restartNumberingAfterBreak="0">
+  <w:abstractNum w:abstractNumId="22" w15:restartNumberingAfterBreak="0">
     <w:nsid w:val="22EA2F75"/>
     <w:multiLevelType w:val="multilevel"/>
     <w:tmpl w:val="C23855A4"/>
@@ -4661,7 +5600,7 @@
       </w:rPr>
     </w:lvl>
   </w:abstractNum>
-  <w:abstractNum w:abstractNumId="21" w15:restartNumberingAfterBreak="0">
+  <w:abstractNum w:abstractNumId="23" w15:restartNumberingAfterBreak="0">
     <w:nsid w:val="23620EA9"/>
     <w:multiLevelType w:val="multilevel"/>
     <w:tmpl w:val="161A4996"/>
@@ -4810,7 +5749,7 @@
       </w:rPr>
     </w:lvl>
   </w:abstractNum>
-  <w:abstractNum w:abstractNumId="22" w15:restartNumberingAfterBreak="0">
+  <w:abstractNum w:abstractNumId="24" w15:restartNumberingAfterBreak="0">
     <w:nsid w:val="23F81775"/>
     <w:multiLevelType w:val="multilevel"/>
     <w:tmpl w:val="49C0B8D0"/>
@@ -4959,7 +5898,7 @@
       </w:rPr>
     </w:lvl>
   </w:abstractNum>
-  <w:abstractNum w:abstractNumId="23" w15:restartNumberingAfterBreak="0">
+  <w:abstractNum w:abstractNumId="25" w15:restartNumberingAfterBreak="0">
     <w:nsid w:val="24C01B1F"/>
     <w:multiLevelType w:val="multilevel"/>
     <w:tmpl w:val="364C5990"/>
@@ -5108,7 +6047,7 @@
       </w:rPr>
     </w:lvl>
   </w:abstractNum>
-  <w:abstractNum w:abstractNumId="24" w15:restartNumberingAfterBreak="0">
+  <w:abstractNum w:abstractNumId="26" w15:restartNumberingAfterBreak="0">
     <w:nsid w:val="26484057"/>
     <w:multiLevelType w:val="multilevel"/>
     <w:tmpl w:val="249A8EFC"/>
@@ -5257,7 +6196,7 @@
       </w:rPr>
     </w:lvl>
   </w:abstractNum>
-  <w:abstractNum w:abstractNumId="25" w15:restartNumberingAfterBreak="0">
+  <w:abstractNum w:abstractNumId="27" w15:restartNumberingAfterBreak="0">
     <w:nsid w:val="283B1EC2"/>
     <w:multiLevelType w:val="multilevel"/>
     <w:tmpl w:val="4718BA64"/>
@@ -5406,7 +6345,7 @@
       </w:rPr>
     </w:lvl>
   </w:abstractNum>
-  <w:abstractNum w:abstractNumId="26" w15:restartNumberingAfterBreak="0">
+  <w:abstractNum w:abstractNumId="28" w15:restartNumberingAfterBreak="0">
     <w:nsid w:val="2AEF5DA8"/>
     <w:multiLevelType w:val="multilevel"/>
     <w:tmpl w:val="A0B4BA3E"/>
@@ -5555,7 +6494,7 @@
       </w:rPr>
     </w:lvl>
   </w:abstractNum>
-  <w:abstractNum w:abstractNumId="27" w15:restartNumberingAfterBreak="0">
+  <w:abstractNum w:abstractNumId="29" w15:restartNumberingAfterBreak="0">
     <w:nsid w:val="2B0352F7"/>
     <w:multiLevelType w:val="multilevel"/>
     <w:tmpl w:val="16EA8778"/>
@@ -5704,7 +6643,7 @@
       </w:rPr>
     </w:lvl>
   </w:abstractNum>
-  <w:abstractNum w:abstractNumId="28" w15:restartNumberingAfterBreak="0">
+  <w:abstractNum w:abstractNumId="30" w15:restartNumberingAfterBreak="0">
     <w:nsid w:val="2B3F41A8"/>
     <w:multiLevelType w:val="multilevel"/>
     <w:tmpl w:val="1CDEE8FE"/>
@@ -5853,7 +6792,7 @@
       </w:rPr>
     </w:lvl>
   </w:abstractNum>
-  <w:abstractNum w:abstractNumId="29" w15:restartNumberingAfterBreak="0">
+  <w:abstractNum w:abstractNumId="31" w15:restartNumberingAfterBreak="0">
     <w:nsid w:val="2CD76A07"/>
     <w:multiLevelType w:val="multilevel"/>
     <w:tmpl w:val="CD2A3D44"/>
@@ -6002,7 +6941,7 @@
       </w:rPr>
     </w:lvl>
   </w:abstractNum>
-  <w:abstractNum w:abstractNumId="30" w15:restartNumberingAfterBreak="0">
+  <w:abstractNum w:abstractNumId="32" w15:restartNumberingAfterBreak="0">
     <w:nsid w:val="2EE65A2B"/>
     <w:multiLevelType w:val="multilevel"/>
     <w:tmpl w:val="C472D116"/>
@@ -6151,7 +7090,156 @@
       </w:rPr>
     </w:lvl>
   </w:abstractNum>
-  <w:abstractNum w:abstractNumId="31" w15:restartNumberingAfterBreak="0">
+  <w:abstractNum w:abstractNumId="33" w15:restartNumberingAfterBreak="0">
+    <w:nsid w:val="30DB0149"/>
+    <w:multiLevelType w:val="multilevel"/>
+    <w:tmpl w:val="0046DE4C"/>
+    <w:lvl w:ilvl="0">
+      <w:start w:val="1"/>
+      <w:numFmt w:val="bullet"/>
+      <w:lvlText w:val=""/>
+      <w:lvlJc w:val="left"/>
+      <w:pPr>
+        <w:tabs>
+          <w:tab w:val="num" w:pos="720"/>
+        </w:tabs>
+        <w:ind w:left="720" w:hanging="360"/>
+      </w:pPr>
+      <w:rPr>
+        <w:rFonts w:ascii="Symbol" w:hAnsi="Symbol" w:hint="default"/>
+        <w:sz w:val="20"/>
+      </w:rPr>
+    </w:lvl>
+    <w:lvl w:ilvl="1" w:tentative="1">
+      <w:start w:val="1"/>
+      <w:numFmt w:val="bullet"/>
+      <w:lvlText w:val="o"/>
+      <w:lvlJc w:val="left"/>
+      <w:pPr>
+        <w:tabs>
+          <w:tab w:val="num" w:pos="1440"/>
+        </w:tabs>
+        <w:ind w:left="1440" w:hanging="360"/>
+      </w:pPr>
+      <w:rPr>
+        <w:rFonts w:ascii="Courier New" w:hAnsi="Courier New" w:hint="default"/>
+        <w:sz w:val="20"/>
+      </w:rPr>
+    </w:lvl>
+    <w:lvl w:ilvl="2" w:tentative="1">
+      <w:start w:val="1"/>
+      <w:numFmt w:val="bullet"/>
+      <w:lvlText w:val=""/>
+      <w:lvlJc w:val="left"/>
+      <w:pPr>
+        <w:tabs>
+          <w:tab w:val="num" w:pos="2160"/>
+        </w:tabs>
+        <w:ind w:left="2160" w:hanging="360"/>
+      </w:pPr>
+      <w:rPr>
+        <w:rFonts w:ascii="Wingdings" w:hAnsi="Wingdings" w:hint="default"/>
+        <w:sz w:val="20"/>
+      </w:rPr>
+    </w:lvl>
+    <w:lvl w:ilvl="3" w:tentative="1">
+      <w:start w:val="1"/>
+      <w:numFmt w:val="bullet"/>
+      <w:lvlText w:val=""/>
+      <w:lvlJc w:val="left"/>
+      <w:pPr>
+        <w:tabs>
+          <w:tab w:val="num" w:pos="2880"/>
+        </w:tabs>
+        <w:ind w:left="2880" w:hanging="360"/>
+      </w:pPr>
+      <w:rPr>
+        <w:rFonts w:ascii="Wingdings" w:hAnsi="Wingdings" w:hint="default"/>
+        <w:sz w:val="20"/>
+      </w:rPr>
+    </w:lvl>
+    <w:lvl w:ilvl="4" w:tentative="1">
+      <w:start w:val="1"/>
+      <w:numFmt w:val="bullet"/>
+      <w:lvlText w:val=""/>
+      <w:lvlJc w:val="left"/>
+      <w:pPr>
+        <w:tabs>
+          <w:tab w:val="num" w:pos="3600"/>
+        </w:tabs>
+        <w:ind w:left="3600" w:hanging="360"/>
+      </w:pPr>
+      <w:rPr>
+        <w:rFonts w:ascii="Wingdings" w:hAnsi="Wingdings" w:hint="default"/>
+        <w:sz w:val="20"/>
+      </w:rPr>
+    </w:lvl>
+    <w:lvl w:ilvl="5" w:tentative="1">
+      <w:start w:val="1"/>
+      <w:numFmt w:val="bullet"/>
+      <w:lvlText w:val=""/>
+      <w:lvlJc w:val="left"/>
+      <w:pPr>
+        <w:tabs>
+          <w:tab w:val="num" w:pos="4320"/>
+        </w:tabs>
+        <w:ind w:left="4320" w:hanging="360"/>
+      </w:pPr>
+      <w:rPr>
+        <w:rFonts w:ascii="Wingdings" w:hAnsi="Wingdings" w:hint="default"/>
+        <w:sz w:val="20"/>
+      </w:rPr>
+    </w:lvl>
+    <w:lvl w:ilvl="6" w:tentative="1">
+      <w:start w:val="1"/>
+      <w:numFmt w:val="bullet"/>
+      <w:lvlText w:val=""/>
+      <w:lvlJc w:val="left"/>
+      <w:pPr>
+        <w:tabs>
+          <w:tab w:val="num" w:pos="5040"/>
+        </w:tabs>
+        <w:ind w:left="5040" w:hanging="360"/>
+      </w:pPr>
+      <w:rPr>
+        <w:rFonts w:ascii="Wingdings" w:hAnsi="Wingdings" w:hint="default"/>
+        <w:sz w:val="20"/>
+      </w:rPr>
+    </w:lvl>
+    <w:lvl w:ilvl="7" w:tentative="1">
+      <w:start w:val="1"/>
+      <w:numFmt w:val="bullet"/>
+      <w:lvlText w:val=""/>
+      <w:lvlJc w:val="left"/>
+      <w:pPr>
+        <w:tabs>
+          <w:tab w:val="num" w:pos="5760"/>
+        </w:tabs>
+        <w:ind w:left="5760" w:hanging="360"/>
+      </w:pPr>
+      <w:rPr>
+        <w:rFonts w:ascii="Wingdings" w:hAnsi="Wingdings" w:hint="default"/>
+        <w:sz w:val="20"/>
+      </w:rPr>
+    </w:lvl>
+    <w:lvl w:ilvl="8" w:tentative="1">
+      <w:start w:val="1"/>
+      <w:numFmt w:val="bullet"/>
+      <w:lvlText w:val=""/>
+      <w:lvlJc w:val="left"/>
+      <w:pPr>
+        <w:tabs>
+          <w:tab w:val="num" w:pos="6480"/>
+        </w:tabs>
+        <w:ind w:left="6480" w:hanging="360"/>
+      </w:pPr>
+      <w:rPr>
+        <w:rFonts w:ascii="Wingdings" w:hAnsi="Wingdings" w:hint="default"/>
+        <w:sz w:val="20"/>
+      </w:rPr>
+    </w:lvl>
+  </w:abstractNum>
+  <w:abstractNum w:abstractNumId="34" w15:restartNumberingAfterBreak="0">
     <w:nsid w:val="32C61770"/>
     <w:multiLevelType w:val="multilevel"/>
     <w:tmpl w:val="9FECB022"/>
@@ -6300,7 +7388,7 @@
       </w:rPr>
     </w:lvl>
   </w:abstractNum>
-  <w:abstractNum w:abstractNumId="32" w15:restartNumberingAfterBreak="0">
+  <w:abstractNum w:abstractNumId="35" w15:restartNumberingAfterBreak="0">
     <w:nsid w:val="33504C37"/>
     <w:multiLevelType w:val="multilevel"/>
     <w:tmpl w:val="1CD690E6"/>
@@ -6413,7 +7501,156 @@
       </w:pPr>
     </w:lvl>
   </w:abstractNum>
-  <w:abstractNum w:abstractNumId="33" w15:restartNumberingAfterBreak="0">
+  <w:abstractNum w:abstractNumId="36" w15:restartNumberingAfterBreak="0">
+    <w:nsid w:val="37033AD5"/>
+    <w:multiLevelType w:val="multilevel"/>
+    <w:tmpl w:val="67082AE8"/>
+    <w:lvl w:ilvl="0">
+      <w:start w:val="1"/>
+      <w:numFmt w:val="bullet"/>
+      <w:lvlText w:val=""/>
+      <w:lvlJc w:val="left"/>
+      <w:pPr>
+        <w:tabs>
+          <w:tab w:val="num" w:pos="720"/>
+        </w:tabs>
+        <w:ind w:left="720" w:hanging="360"/>
+      </w:pPr>
+      <w:rPr>
+        <w:rFonts w:ascii="Symbol" w:hAnsi="Symbol" w:hint="default"/>
+        <w:sz w:val="20"/>
+      </w:rPr>
+    </w:lvl>
+    <w:lvl w:ilvl="1" w:tentative="1">
+      <w:start w:val="1"/>
+      <w:numFmt w:val="bullet"/>
+      <w:lvlText w:val="o"/>
+      <w:lvlJc w:val="left"/>
+      <w:pPr>
+        <w:tabs>
+          <w:tab w:val="num" w:pos="1440"/>
+        </w:tabs>
+        <w:ind w:left="1440" w:hanging="360"/>
+      </w:pPr>
+      <w:rPr>
+        <w:rFonts w:ascii="Courier New" w:hAnsi="Courier New" w:hint="default"/>
+        <w:sz w:val="20"/>
+      </w:rPr>
+    </w:lvl>
+    <w:lvl w:ilvl="2" w:tentative="1">
+      <w:start w:val="1"/>
+      <w:numFmt w:val="bullet"/>
+      <w:lvlText w:val=""/>
+      <w:lvlJc w:val="left"/>
+      <w:pPr>
+        <w:tabs>
+          <w:tab w:val="num" w:pos="2160"/>
+        </w:tabs>
+        <w:ind w:left="2160" w:hanging="360"/>
+      </w:pPr>
+      <w:rPr>
+        <w:rFonts w:ascii="Wingdings" w:hAnsi="Wingdings" w:hint="default"/>
+        <w:sz w:val="20"/>
+      </w:rPr>
+    </w:lvl>
+    <w:lvl w:ilvl="3" w:tentative="1">
+      <w:start w:val="1"/>
+      <w:numFmt w:val="bullet"/>
+      <w:lvlText w:val=""/>
+      <w:lvlJc w:val="left"/>
+      <w:pPr>
+        <w:tabs>
+          <w:tab w:val="num" w:pos="2880"/>
+        </w:tabs>
+        <w:ind w:left="2880" w:hanging="360"/>
+      </w:pPr>
+      <w:rPr>
+        <w:rFonts w:ascii="Wingdings" w:hAnsi="Wingdings" w:hint="default"/>
+        <w:sz w:val="20"/>
+      </w:rPr>
+    </w:lvl>
+    <w:lvl w:ilvl="4" w:tentative="1">
+      <w:start w:val="1"/>
+      <w:numFmt w:val="bullet"/>
+      <w:lvlText w:val=""/>
+      <w:lvlJc w:val="left"/>
+      <w:pPr>
+        <w:tabs>
+          <w:tab w:val="num" w:pos="3600"/>
+        </w:tabs>
+        <w:ind w:left="3600" w:hanging="360"/>
+      </w:pPr>
+      <w:rPr>
+        <w:rFonts w:ascii="Wingdings" w:hAnsi="Wingdings" w:hint="default"/>
+        <w:sz w:val="20"/>
+      </w:rPr>
+    </w:lvl>
+    <w:lvl w:ilvl="5" w:tentative="1">
+      <w:start w:val="1"/>
+      <w:numFmt w:val="bullet"/>
+      <w:lvlText w:val=""/>
+      <w:lvlJc w:val="left"/>
+      <w:pPr>
+        <w:tabs>
+          <w:tab w:val="num" w:pos="4320"/>
+        </w:tabs>
+        <w:ind w:left="4320" w:hanging="360"/>
+      </w:pPr>
+      <w:rPr>
+        <w:rFonts w:ascii="Wingdings" w:hAnsi="Wingdings" w:hint="default"/>
+        <w:sz w:val="20"/>
+      </w:rPr>
+    </w:lvl>
+    <w:lvl w:ilvl="6" w:tentative="1">
+      <w:start w:val="1"/>
+      <w:numFmt w:val="bullet"/>
+      <w:lvlText w:val=""/>
+      <w:lvlJc w:val="left"/>
+      <w:pPr>
+        <w:tabs>
+          <w:tab w:val="num" w:pos="5040"/>
+        </w:tabs>
+        <w:ind w:left="5040" w:hanging="360"/>
+      </w:pPr>
+      <w:rPr>
+        <w:rFonts w:ascii="Wingdings" w:hAnsi="Wingdings" w:hint="default"/>
+        <w:sz w:val="20"/>
+      </w:rPr>
+    </w:lvl>
+    <w:lvl w:ilvl="7" w:tentative="1">
+      <w:start w:val="1"/>
+      <w:numFmt w:val="bullet"/>
+      <w:lvlText w:val=""/>
+      <w:lvlJc w:val="left"/>
+      <w:pPr>
+        <w:tabs>
+          <w:tab w:val="num" w:pos="5760"/>
+        </w:tabs>
+        <w:ind w:left="5760" w:hanging="360"/>
+      </w:pPr>
+      <w:rPr>
+        <w:rFonts w:ascii="Wingdings" w:hAnsi="Wingdings" w:hint="default"/>
+        <w:sz w:val="20"/>
+      </w:rPr>
+    </w:lvl>
+    <w:lvl w:ilvl="8" w:tentative="1">
+      <w:start w:val="1"/>
+      <w:numFmt w:val="bullet"/>
+      <w:lvlText w:val=""/>
+      <w:lvlJc w:val="left"/>
+      <w:pPr>
+        <w:tabs>
+          <w:tab w:val="num" w:pos="6480"/>
+        </w:tabs>
+        <w:ind w:left="6480" w:hanging="360"/>
+      </w:pPr>
+      <w:rPr>
+        <w:rFonts w:ascii="Wingdings" w:hAnsi="Wingdings" w:hint="default"/>
+        <w:sz w:val="20"/>
+      </w:rPr>
+    </w:lvl>
+  </w:abstractNum>
+  <w:abstractNum w:abstractNumId="37" w15:restartNumberingAfterBreak="0">
     <w:nsid w:val="377F44C5"/>
     <w:multiLevelType w:val="multilevel"/>
     <w:tmpl w:val="FC16A516"/>
@@ -6526,7 +7763,7 @@
       </w:pPr>
     </w:lvl>
   </w:abstractNum>
-  <w:abstractNum w:abstractNumId="34" w15:restartNumberingAfterBreak="0">
+  <w:abstractNum w:abstractNumId="38" w15:restartNumberingAfterBreak="0">
     <w:nsid w:val="3BD0624B"/>
     <w:multiLevelType w:val="multilevel"/>
     <w:tmpl w:val="230A9E7E"/>
@@ -6675,7 +7912,7 @@
       </w:rPr>
     </w:lvl>
   </w:abstractNum>
-  <w:abstractNum w:abstractNumId="35" w15:restartNumberingAfterBreak="0">
+  <w:abstractNum w:abstractNumId="39" w15:restartNumberingAfterBreak="0">
     <w:nsid w:val="3CA2407A"/>
     <w:multiLevelType w:val="multilevel"/>
     <w:tmpl w:val="85B4D402"/>
@@ -6824,7 +8061,7 @@
       </w:rPr>
     </w:lvl>
   </w:abstractNum>
-  <w:abstractNum w:abstractNumId="36" w15:restartNumberingAfterBreak="0">
+  <w:abstractNum w:abstractNumId="40" w15:restartNumberingAfterBreak="0">
     <w:nsid w:val="4055336B"/>
     <w:multiLevelType w:val="multilevel"/>
     <w:tmpl w:val="982C692C"/>
@@ -6973,7 +8210,7 @@
       </w:rPr>
     </w:lvl>
   </w:abstractNum>
-  <w:abstractNum w:abstractNumId="37" w15:restartNumberingAfterBreak="0">
+  <w:abstractNum w:abstractNumId="41" w15:restartNumberingAfterBreak="0">
     <w:nsid w:val="40943012"/>
     <w:multiLevelType w:val="multilevel"/>
     <w:tmpl w:val="C7B8862E"/>
@@ -7122,7 +8359,7 @@
       </w:rPr>
     </w:lvl>
   </w:abstractNum>
-  <w:abstractNum w:abstractNumId="38" w15:restartNumberingAfterBreak="0">
+  <w:abstractNum w:abstractNumId="42" w15:restartNumberingAfterBreak="0">
     <w:nsid w:val="409546B1"/>
     <w:multiLevelType w:val="multilevel"/>
     <w:tmpl w:val="7AD23922"/>
@@ -7271,7 +8508,7 @@
       </w:rPr>
     </w:lvl>
   </w:abstractNum>
-  <w:abstractNum w:abstractNumId="39" w15:restartNumberingAfterBreak="0">
+  <w:abstractNum w:abstractNumId="43" w15:restartNumberingAfterBreak="0">
     <w:nsid w:val="41603577"/>
     <w:multiLevelType w:val="multilevel"/>
     <w:tmpl w:val="C3D08FF6"/>
@@ -7420,7 +8657,7 @@
       </w:rPr>
     </w:lvl>
   </w:abstractNum>
-  <w:abstractNum w:abstractNumId="40" w15:restartNumberingAfterBreak="0">
+  <w:abstractNum w:abstractNumId="44" w15:restartNumberingAfterBreak="0">
     <w:nsid w:val="42992D54"/>
     <w:multiLevelType w:val="multilevel"/>
     <w:tmpl w:val="38BE31EE"/>
@@ -7569,7 +8806,7 @@
       </w:rPr>
     </w:lvl>
   </w:abstractNum>
-  <w:abstractNum w:abstractNumId="41" w15:restartNumberingAfterBreak="0">
+  <w:abstractNum w:abstractNumId="45" w15:restartNumberingAfterBreak="0">
     <w:nsid w:val="44E42CE5"/>
     <w:multiLevelType w:val="multilevel"/>
     <w:tmpl w:val="3620B8DA"/>
@@ -7718,7 +8955,7 @@
       </w:rPr>
     </w:lvl>
   </w:abstractNum>
-  <w:abstractNum w:abstractNumId="42" w15:restartNumberingAfterBreak="0">
+  <w:abstractNum w:abstractNumId="46" w15:restartNumberingAfterBreak="0">
     <w:nsid w:val="45767E68"/>
     <w:multiLevelType w:val="multilevel"/>
     <w:tmpl w:val="4A2CD5A0"/>
@@ -7867,7 +9104,156 @@
       </w:rPr>
     </w:lvl>
   </w:abstractNum>
-  <w:abstractNum w:abstractNumId="43" w15:restartNumberingAfterBreak="0">
+  <w:abstractNum w:abstractNumId="47" w15:restartNumberingAfterBreak="0">
+    <w:nsid w:val="45CF55C6"/>
+    <w:multiLevelType w:val="multilevel"/>
+    <w:tmpl w:val="8F006D42"/>
+    <w:lvl w:ilvl="0">
+      <w:start w:val="1"/>
+      <w:numFmt w:val="bullet"/>
+      <w:lvlText w:val=""/>
+      <w:lvlJc w:val="left"/>
+      <w:pPr>
+        <w:tabs>
+          <w:tab w:val="num" w:pos="720"/>
+        </w:tabs>
+        <w:ind w:left="720" w:hanging="360"/>
+      </w:pPr>
+      <w:rPr>
+        <w:rFonts w:ascii="Symbol" w:hAnsi="Symbol" w:hint="default"/>
+        <w:sz w:val="20"/>
+      </w:rPr>
+    </w:lvl>
+    <w:lvl w:ilvl="1" w:tentative="1">
+      <w:start w:val="1"/>
+      <w:numFmt w:val="bullet"/>
+      <w:lvlText w:val="o"/>
+      <w:lvlJc w:val="left"/>
+      <w:pPr>
+        <w:tabs>
+          <w:tab w:val="num" w:pos="1440"/>
+        </w:tabs>
+        <w:ind w:left="1440" w:hanging="360"/>
+      </w:pPr>
+      <w:rPr>
+        <w:rFonts w:ascii="Courier New" w:hAnsi="Courier New" w:hint="default"/>
+        <w:sz w:val="20"/>
+      </w:rPr>
+    </w:lvl>
+    <w:lvl w:ilvl="2" w:tentative="1">
+      <w:start w:val="1"/>
+      <w:numFmt w:val="bullet"/>
+      <w:lvlText w:val=""/>
+      <w:lvlJc w:val="left"/>
+      <w:pPr>
+        <w:tabs>
+          <w:tab w:val="num" w:pos="2160"/>
+        </w:tabs>
+        <w:ind w:left="2160" w:hanging="360"/>
+      </w:pPr>
+      <w:rPr>
+        <w:rFonts w:ascii="Wingdings" w:hAnsi="Wingdings" w:hint="default"/>
+        <w:sz w:val="20"/>
+      </w:rPr>
+    </w:lvl>
+    <w:lvl w:ilvl="3" w:tentative="1">
+      <w:start w:val="1"/>
+      <w:numFmt w:val="bullet"/>
+      <w:lvlText w:val=""/>
+      <w:lvlJc w:val="left"/>
+      <w:pPr>
+        <w:tabs>
+          <w:tab w:val="num" w:pos="2880"/>
+        </w:tabs>
+        <w:ind w:left="2880" w:hanging="360"/>
+      </w:pPr>
+      <w:rPr>
+        <w:rFonts w:ascii="Wingdings" w:hAnsi="Wingdings" w:hint="default"/>
+        <w:sz w:val="20"/>
+      </w:rPr>
+    </w:lvl>
+    <w:lvl w:ilvl="4" w:tentative="1">
+      <w:start w:val="1"/>
+      <w:numFmt w:val="bullet"/>
+      <w:lvlText w:val=""/>
+      <w:lvlJc w:val="left"/>
+      <w:pPr>
+        <w:tabs>
+          <w:tab w:val="num" w:pos="3600"/>
+        </w:tabs>
+        <w:ind w:left="3600" w:hanging="360"/>
+      </w:pPr>
+      <w:rPr>
+        <w:rFonts w:ascii="Wingdings" w:hAnsi="Wingdings" w:hint="default"/>
+        <w:sz w:val="20"/>
+      </w:rPr>
+    </w:lvl>
+    <w:lvl w:ilvl="5" w:tentative="1">
+      <w:start w:val="1"/>
+      <w:numFmt w:val="bullet"/>
+      <w:lvlText w:val=""/>
+      <w:lvlJc w:val="left"/>
+      <w:pPr>
+        <w:tabs>
+          <w:tab w:val="num" w:pos="4320"/>
+        </w:tabs>
+        <w:ind w:left="4320" w:hanging="360"/>
+      </w:pPr>
+      <w:rPr>
+        <w:rFonts w:ascii="Wingdings" w:hAnsi="Wingdings" w:hint="default"/>
+        <w:sz w:val="20"/>
+      </w:rPr>
+    </w:lvl>
+    <w:lvl w:ilvl="6" w:tentative="1">
+      <w:start w:val="1"/>
+      <w:numFmt w:val="bullet"/>
+      <w:lvlText w:val=""/>
+      <w:lvlJc w:val="left"/>
+      <w:pPr>
+        <w:tabs>
+          <w:tab w:val="num" w:pos="5040"/>
+        </w:tabs>
+        <w:ind w:left="5040" w:hanging="360"/>
+      </w:pPr>
+      <w:rPr>
+        <w:rFonts w:ascii="Wingdings" w:hAnsi="Wingdings" w:hint="default"/>
+        <w:sz w:val="20"/>
+      </w:rPr>
+    </w:lvl>
+    <w:lvl w:ilvl="7" w:tentative="1">
+      <w:start w:val="1"/>
+      <w:numFmt w:val="bullet"/>
+      <w:lvlText w:val=""/>
+      <w:lvlJc w:val="left"/>
+      <w:pPr>
+        <w:tabs>
+          <w:tab w:val="num" w:pos="5760"/>
+        </w:tabs>
+        <w:ind w:left="5760" w:hanging="360"/>
+      </w:pPr>
+      <w:rPr>
+        <w:rFonts w:ascii="Wingdings" w:hAnsi="Wingdings" w:hint="default"/>
+        <w:sz w:val="20"/>
+      </w:rPr>
+    </w:lvl>
+    <w:lvl w:ilvl="8" w:tentative="1">
+      <w:start w:val="1"/>
+      <w:numFmt w:val="bullet"/>
+      <w:lvlText w:val=""/>
+      <w:lvlJc w:val="left"/>
+      <w:pPr>
+        <w:tabs>
+          <w:tab w:val="num" w:pos="6480"/>
+        </w:tabs>
+        <w:ind w:left="6480" w:hanging="360"/>
+      </w:pPr>
+      <w:rPr>
+        <w:rFonts w:ascii="Wingdings" w:hAnsi="Wingdings" w:hint="default"/>
+        <w:sz w:val="20"/>
+      </w:rPr>
+    </w:lvl>
+  </w:abstractNum>
+  <w:abstractNum w:abstractNumId="48" w15:restartNumberingAfterBreak="0">
     <w:nsid w:val="46DE7BB8"/>
     <w:multiLevelType w:val="multilevel"/>
     <w:tmpl w:val="1A7685F0"/>
@@ -8016,7 +9402,7 @@
       </w:rPr>
     </w:lvl>
   </w:abstractNum>
-  <w:abstractNum w:abstractNumId="44" w15:restartNumberingAfterBreak="0">
+  <w:abstractNum w:abstractNumId="49" w15:restartNumberingAfterBreak="0">
     <w:nsid w:val="46E04D99"/>
     <w:multiLevelType w:val="multilevel"/>
     <w:tmpl w:val="3E4E88E6"/>
@@ -8165,7 +9551,7 @@
       </w:rPr>
     </w:lvl>
   </w:abstractNum>
-  <w:abstractNum w:abstractNumId="45" w15:restartNumberingAfterBreak="0">
+  <w:abstractNum w:abstractNumId="50" w15:restartNumberingAfterBreak="0">
     <w:nsid w:val="483313BE"/>
     <w:multiLevelType w:val="multilevel"/>
     <w:tmpl w:val="3C5E5F9C"/>
@@ -8314,7 +9700,156 @@
       </w:rPr>
     </w:lvl>
   </w:abstractNum>
-  <w:abstractNum w:abstractNumId="46" w15:restartNumberingAfterBreak="0">
+  <w:abstractNum w:abstractNumId="51" w15:restartNumberingAfterBreak="0">
+    <w:nsid w:val="48664337"/>
+    <w:multiLevelType w:val="multilevel"/>
+    <w:tmpl w:val="A4C6B740"/>
+    <w:lvl w:ilvl="0">
+      <w:start w:val="1"/>
+      <w:numFmt w:val="bullet"/>
+      <w:lvlText w:val=""/>
+      <w:lvlJc w:val="left"/>
+      <w:pPr>
+        <w:tabs>
+          <w:tab w:val="num" w:pos="720"/>
+        </w:tabs>
+        <w:ind w:left="720" w:hanging="360"/>
+      </w:pPr>
+      <w:rPr>
+        <w:rFonts w:ascii="Symbol" w:hAnsi="Symbol" w:hint="default"/>
+        <w:sz w:val="20"/>
+      </w:rPr>
+    </w:lvl>
+    <w:lvl w:ilvl="1" w:tentative="1">
+      <w:start w:val="1"/>
+      <w:numFmt w:val="bullet"/>
+      <w:lvlText w:val="o"/>
+      <w:lvlJc w:val="left"/>
+      <w:pPr>
+        <w:tabs>
+          <w:tab w:val="num" w:pos="1440"/>
+        </w:tabs>
+        <w:ind w:left="1440" w:hanging="360"/>
+      </w:pPr>
+      <w:rPr>
+        <w:rFonts w:ascii="Courier New" w:hAnsi="Courier New" w:hint="default"/>
+        <w:sz w:val="20"/>
+      </w:rPr>
+    </w:lvl>
+    <w:lvl w:ilvl="2" w:tentative="1">
+      <w:start w:val="1"/>
+      <w:numFmt w:val="bullet"/>
+      <w:lvlText w:val=""/>
+      <w:lvlJc w:val="left"/>
+      <w:pPr>
+        <w:tabs>
+          <w:tab w:val="num" w:pos="2160"/>
+        </w:tabs>
+        <w:ind w:left="2160" w:hanging="360"/>
+      </w:pPr>
+      <w:rPr>
+        <w:rFonts w:ascii="Wingdings" w:hAnsi="Wingdings" w:hint="default"/>
+        <w:sz w:val="20"/>
+      </w:rPr>
+    </w:lvl>
+    <w:lvl w:ilvl="3" w:tentative="1">
+      <w:start w:val="1"/>
+      <w:numFmt w:val="bullet"/>
+      <w:lvlText w:val=""/>
+      <w:lvlJc w:val="left"/>
+      <w:pPr>
+        <w:tabs>
+          <w:tab w:val="num" w:pos="2880"/>
+        </w:tabs>
+        <w:ind w:left="2880" w:hanging="360"/>
+      </w:pPr>
+      <w:rPr>
+        <w:rFonts w:ascii="Wingdings" w:hAnsi="Wingdings" w:hint="default"/>
+        <w:sz w:val="20"/>
+      </w:rPr>
+    </w:lvl>
+    <w:lvl w:ilvl="4" w:tentative="1">
+      <w:start w:val="1"/>
+      <w:numFmt w:val="bullet"/>
+      <w:lvlText w:val=""/>
+      <w:lvlJc w:val="left"/>
+      <w:pPr>
+        <w:tabs>
+          <w:tab w:val="num" w:pos="3600"/>
+        </w:tabs>
+        <w:ind w:left="3600" w:hanging="360"/>
+      </w:pPr>
+      <w:rPr>
+        <w:rFonts w:ascii="Wingdings" w:hAnsi="Wingdings" w:hint="default"/>
+        <w:sz w:val="20"/>
+      </w:rPr>
+    </w:lvl>
+    <w:lvl w:ilvl="5" w:tentative="1">
+      <w:start w:val="1"/>
+      <w:numFmt w:val="bullet"/>
+      <w:lvlText w:val=""/>
+      <w:lvlJc w:val="left"/>
+      <w:pPr>
+        <w:tabs>
+          <w:tab w:val="num" w:pos="4320"/>
+        </w:tabs>
+        <w:ind w:left="4320" w:hanging="360"/>
+      </w:pPr>
+      <w:rPr>
+        <w:rFonts w:ascii="Wingdings" w:hAnsi="Wingdings" w:hint="default"/>
+        <w:sz w:val="20"/>
+      </w:rPr>
+    </w:lvl>
+    <w:lvl w:ilvl="6" w:tentative="1">
+      <w:start w:val="1"/>
+      <w:numFmt w:val="bullet"/>
+      <w:lvlText w:val=""/>
+      <w:lvlJc w:val="left"/>
+      <w:pPr>
+        <w:tabs>
+          <w:tab w:val="num" w:pos="5040"/>
+        </w:tabs>
+        <w:ind w:left="5040" w:hanging="360"/>
+      </w:pPr>
+      <w:rPr>
+        <w:rFonts w:ascii="Wingdings" w:hAnsi="Wingdings" w:hint="default"/>
+        <w:sz w:val="20"/>
+      </w:rPr>
+    </w:lvl>
+    <w:lvl w:ilvl="7" w:tentative="1">
+      <w:start w:val="1"/>
+      <w:numFmt w:val="bullet"/>
+      <w:lvlText w:val=""/>
+      <w:lvlJc w:val="left"/>
+      <w:pPr>
+        <w:tabs>
+          <w:tab w:val="num" w:pos="5760"/>
+        </w:tabs>
+        <w:ind w:left="5760" w:hanging="360"/>
+      </w:pPr>
+      <w:rPr>
+        <w:rFonts w:ascii="Wingdings" w:hAnsi="Wingdings" w:hint="default"/>
+        <w:sz w:val="20"/>
+      </w:rPr>
+    </w:lvl>
+    <w:lvl w:ilvl="8" w:tentative="1">
+      <w:start w:val="1"/>
+      <w:numFmt w:val="bullet"/>
+      <w:lvlText w:val=""/>
+      <w:lvlJc w:val="left"/>
+      <w:pPr>
+        <w:tabs>
+          <w:tab w:val="num" w:pos="6480"/>
+        </w:tabs>
+        <w:ind w:left="6480" w:hanging="360"/>
+      </w:pPr>
+      <w:rPr>
+        <w:rFonts w:ascii="Wingdings" w:hAnsi="Wingdings" w:hint="default"/>
+        <w:sz w:val="20"/>
+      </w:rPr>
+    </w:lvl>
+  </w:abstractNum>
+  <w:abstractNum w:abstractNumId="52" w15:restartNumberingAfterBreak="0">
     <w:nsid w:val="489D7EFC"/>
     <w:multiLevelType w:val="multilevel"/>
     <w:tmpl w:val="AD7A950C"/>
@@ -8463,7 +9998,7 @@
       </w:rPr>
     </w:lvl>
   </w:abstractNum>
-  <w:abstractNum w:abstractNumId="47" w15:restartNumberingAfterBreak="0">
+  <w:abstractNum w:abstractNumId="53" w15:restartNumberingAfterBreak="0">
     <w:nsid w:val="4A5C7964"/>
     <w:multiLevelType w:val="multilevel"/>
     <w:tmpl w:val="7E02BAD6"/>
@@ -8612,7 +10147,7 @@
       </w:rPr>
     </w:lvl>
   </w:abstractNum>
-  <w:abstractNum w:abstractNumId="48" w15:restartNumberingAfterBreak="0">
+  <w:abstractNum w:abstractNumId="54" w15:restartNumberingAfterBreak="0">
     <w:nsid w:val="4C7F6565"/>
     <w:multiLevelType w:val="multilevel"/>
     <w:tmpl w:val="4378D422"/>
@@ -8761,7 +10296,7 @@
       </w:rPr>
     </w:lvl>
   </w:abstractNum>
-  <w:abstractNum w:abstractNumId="49" w15:restartNumberingAfterBreak="0">
+  <w:abstractNum w:abstractNumId="55" w15:restartNumberingAfterBreak="0">
     <w:nsid w:val="4CB451D4"/>
     <w:multiLevelType w:val="multilevel"/>
     <w:tmpl w:val="EAB0F586"/>
@@ -8910,7 +10445,156 @@
       </w:rPr>
     </w:lvl>
   </w:abstractNum>
-  <w:abstractNum w:abstractNumId="50" w15:restartNumberingAfterBreak="0">
+  <w:abstractNum w:abstractNumId="56" w15:restartNumberingAfterBreak="0">
+    <w:nsid w:val="4DDA66E7"/>
+    <w:multiLevelType w:val="multilevel"/>
+    <w:tmpl w:val="DE8C3678"/>
+    <w:lvl w:ilvl="0">
+      <w:start w:val="1"/>
+      <w:numFmt w:val="bullet"/>
+      <w:lvlText w:val=""/>
+      <w:lvlJc w:val="left"/>
+      <w:pPr>
+        <w:tabs>
+          <w:tab w:val="num" w:pos="720"/>
+        </w:tabs>
+        <w:ind w:left="720" w:hanging="360"/>
+      </w:pPr>
+      <w:rPr>
+        <w:rFonts w:ascii="Symbol" w:hAnsi="Symbol" w:hint="default"/>
+        <w:sz w:val="20"/>
+      </w:rPr>
+    </w:lvl>
+    <w:lvl w:ilvl="1" w:tentative="1">
+      <w:start w:val="1"/>
+      <w:numFmt w:val="bullet"/>
+      <w:lvlText w:val="o"/>
+      <w:lvlJc w:val="left"/>
+      <w:pPr>
+        <w:tabs>
+          <w:tab w:val="num" w:pos="1440"/>
+        </w:tabs>
+        <w:ind w:left="1440" w:hanging="360"/>
+      </w:pPr>
+      <w:rPr>
+        <w:rFonts w:ascii="Courier New" w:hAnsi="Courier New" w:hint="default"/>
+        <w:sz w:val="20"/>
+      </w:rPr>
+    </w:lvl>
+    <w:lvl w:ilvl="2" w:tentative="1">
+      <w:start w:val="1"/>
+      <w:numFmt w:val="bullet"/>
+      <w:lvlText w:val=""/>
+      <w:lvlJc w:val="left"/>
+      <w:pPr>
+        <w:tabs>
+          <w:tab w:val="num" w:pos="2160"/>
+        </w:tabs>
+        <w:ind w:left="2160" w:hanging="360"/>
+      </w:pPr>
+      <w:rPr>
+        <w:rFonts w:ascii="Wingdings" w:hAnsi="Wingdings" w:hint="default"/>
+        <w:sz w:val="20"/>
+      </w:rPr>
+    </w:lvl>
+    <w:lvl w:ilvl="3" w:tentative="1">
+      <w:start w:val="1"/>
+      <w:numFmt w:val="bullet"/>
+      <w:lvlText w:val=""/>
+      <w:lvlJc w:val="left"/>
+      <w:pPr>
+        <w:tabs>
+          <w:tab w:val="num" w:pos="2880"/>
+        </w:tabs>
+        <w:ind w:left="2880" w:hanging="360"/>
+      </w:pPr>
+      <w:rPr>
+        <w:rFonts w:ascii="Wingdings" w:hAnsi="Wingdings" w:hint="default"/>
+        <w:sz w:val="20"/>
+      </w:rPr>
+    </w:lvl>
+    <w:lvl w:ilvl="4" w:tentative="1">
+      <w:start w:val="1"/>
+      <w:numFmt w:val="bullet"/>
+      <w:lvlText w:val=""/>
+      <w:lvlJc w:val="left"/>
+      <w:pPr>
+        <w:tabs>
+          <w:tab w:val="num" w:pos="3600"/>
+        </w:tabs>
+        <w:ind w:left="3600" w:hanging="360"/>
+      </w:pPr>
+      <w:rPr>
+        <w:rFonts w:ascii="Wingdings" w:hAnsi="Wingdings" w:hint="default"/>
+        <w:sz w:val="20"/>
+      </w:rPr>
+    </w:lvl>
+    <w:lvl w:ilvl="5" w:tentative="1">
+      <w:start w:val="1"/>
+      <w:numFmt w:val="bullet"/>
+      <w:lvlText w:val=""/>
+      <w:lvlJc w:val="left"/>
+      <w:pPr>
+        <w:tabs>
+          <w:tab w:val="num" w:pos="4320"/>
+        </w:tabs>
+        <w:ind w:left="4320" w:hanging="360"/>
+      </w:pPr>
+      <w:rPr>
+        <w:rFonts w:ascii="Wingdings" w:hAnsi="Wingdings" w:hint="default"/>
+        <w:sz w:val="20"/>
+      </w:rPr>
+    </w:lvl>
+    <w:lvl w:ilvl="6" w:tentative="1">
+      <w:start w:val="1"/>
+      <w:numFmt w:val="bullet"/>
+      <w:lvlText w:val=""/>
+      <w:lvlJc w:val="left"/>
+      <w:pPr>
+        <w:tabs>
+          <w:tab w:val="num" w:pos="5040"/>
+        </w:tabs>
+        <w:ind w:left="5040" w:hanging="360"/>
+      </w:pPr>
+      <w:rPr>
+        <w:rFonts w:ascii="Wingdings" w:hAnsi="Wingdings" w:hint="default"/>
+        <w:sz w:val="20"/>
+      </w:rPr>
+    </w:lvl>
+    <w:lvl w:ilvl="7" w:tentative="1">
+      <w:start w:val="1"/>
+      <w:numFmt w:val="bullet"/>
+      <w:lvlText w:val=""/>
+      <w:lvlJc w:val="left"/>
+      <w:pPr>
+        <w:tabs>
+          <w:tab w:val="num" w:pos="5760"/>
+        </w:tabs>
+        <w:ind w:left="5760" w:hanging="360"/>
+      </w:pPr>
+      <w:rPr>
+        <w:rFonts w:ascii="Wingdings" w:hAnsi="Wingdings" w:hint="default"/>
+        <w:sz w:val="20"/>
+      </w:rPr>
+    </w:lvl>
+    <w:lvl w:ilvl="8" w:tentative="1">
+      <w:start w:val="1"/>
+      <w:numFmt w:val="bullet"/>
+      <w:lvlText w:val=""/>
+      <w:lvlJc w:val="left"/>
+      <w:pPr>
+        <w:tabs>
+          <w:tab w:val="num" w:pos="6480"/>
+        </w:tabs>
+        <w:ind w:left="6480" w:hanging="360"/>
+      </w:pPr>
+      <w:rPr>
+        <w:rFonts w:ascii="Wingdings" w:hAnsi="Wingdings" w:hint="default"/>
+        <w:sz w:val="20"/>
+      </w:rPr>
+    </w:lvl>
+  </w:abstractNum>
+  <w:abstractNum w:abstractNumId="57" w15:restartNumberingAfterBreak="0">
     <w:nsid w:val="4F274A8E"/>
     <w:multiLevelType w:val="multilevel"/>
     <w:tmpl w:val="EBCA2C0C"/>
@@ -9059,7 +10743,7 @@
       </w:rPr>
     </w:lvl>
   </w:abstractNum>
-  <w:abstractNum w:abstractNumId="51" w15:restartNumberingAfterBreak="0">
+  <w:abstractNum w:abstractNumId="58" w15:restartNumberingAfterBreak="0">
     <w:nsid w:val="4F2D3ED7"/>
     <w:multiLevelType w:val="multilevel"/>
     <w:tmpl w:val="FE769DD4"/>
@@ -9208,7 +10892,7 @@
       </w:rPr>
     </w:lvl>
   </w:abstractNum>
-  <w:abstractNum w:abstractNumId="52" w15:restartNumberingAfterBreak="0">
+  <w:abstractNum w:abstractNumId="59" w15:restartNumberingAfterBreak="0">
     <w:nsid w:val="4F7A4D55"/>
     <w:multiLevelType w:val="multilevel"/>
     <w:tmpl w:val="1A44F77E"/>
@@ -9357,7 +11041,7 @@
       </w:rPr>
     </w:lvl>
   </w:abstractNum>
-  <w:abstractNum w:abstractNumId="53" w15:restartNumberingAfterBreak="0">
+  <w:abstractNum w:abstractNumId="60" w15:restartNumberingAfterBreak="0">
     <w:nsid w:val="4FF65213"/>
     <w:multiLevelType w:val="multilevel"/>
     <w:tmpl w:val="CBB43116"/>
@@ -9506,7 +11190,7 @@
       </w:rPr>
     </w:lvl>
   </w:abstractNum>
-  <w:abstractNum w:abstractNumId="54" w15:restartNumberingAfterBreak="0">
+  <w:abstractNum w:abstractNumId="61" w15:restartNumberingAfterBreak="0">
     <w:nsid w:val="508127CD"/>
     <w:multiLevelType w:val="multilevel"/>
     <w:tmpl w:val="27FE9862"/>
@@ -9655,7 +11339,7 @@
       </w:rPr>
     </w:lvl>
   </w:abstractNum>
-  <w:abstractNum w:abstractNumId="55" w15:restartNumberingAfterBreak="0">
+  <w:abstractNum w:abstractNumId="62" w15:restartNumberingAfterBreak="0">
     <w:nsid w:val="53604EB7"/>
     <w:multiLevelType w:val="multilevel"/>
     <w:tmpl w:val="F354A54E"/>
@@ -9768,7 +11452,7 @@
       </w:pPr>
     </w:lvl>
   </w:abstractNum>
-  <w:abstractNum w:abstractNumId="56" w15:restartNumberingAfterBreak="0">
+  <w:abstractNum w:abstractNumId="63" w15:restartNumberingAfterBreak="0">
     <w:nsid w:val="53984354"/>
     <w:multiLevelType w:val="multilevel"/>
     <w:tmpl w:val="7F22D4CA"/>
@@ -9917,7 +11601,7 @@
       </w:rPr>
     </w:lvl>
   </w:abstractNum>
-  <w:abstractNum w:abstractNumId="57" w15:restartNumberingAfterBreak="0">
+  <w:abstractNum w:abstractNumId="64" w15:restartNumberingAfterBreak="0">
     <w:nsid w:val="57952E5B"/>
     <w:multiLevelType w:val="multilevel"/>
     <w:tmpl w:val="0848011C"/>
@@ -10066,7 +11750,7 @@
       </w:rPr>
     </w:lvl>
   </w:abstractNum>
-  <w:abstractNum w:abstractNumId="58" w15:restartNumberingAfterBreak="0">
+  <w:abstractNum w:abstractNumId="65" w15:restartNumberingAfterBreak="0">
     <w:nsid w:val="588947C8"/>
     <w:multiLevelType w:val="multilevel"/>
     <w:tmpl w:val="021EBAA8"/>
@@ -10215,7 +11899,7 @@
       </w:rPr>
     </w:lvl>
   </w:abstractNum>
-  <w:abstractNum w:abstractNumId="59" w15:restartNumberingAfterBreak="0">
+  <w:abstractNum w:abstractNumId="66" w15:restartNumberingAfterBreak="0">
     <w:nsid w:val="5A1E6C02"/>
     <w:multiLevelType w:val="multilevel"/>
     <w:tmpl w:val="95208290"/>
@@ -10364,7 +12048,7 @@
       </w:rPr>
     </w:lvl>
   </w:abstractNum>
-  <w:abstractNum w:abstractNumId="60" w15:restartNumberingAfterBreak="0">
+  <w:abstractNum w:abstractNumId="67" w15:restartNumberingAfterBreak="0">
     <w:nsid w:val="5D392B6D"/>
     <w:multiLevelType w:val="multilevel"/>
     <w:tmpl w:val="4CB6710C"/>
@@ -10513,7 +12197,7 @@
       </w:rPr>
     </w:lvl>
   </w:abstractNum>
-  <w:abstractNum w:abstractNumId="61" w15:restartNumberingAfterBreak="0">
+  <w:abstractNum w:abstractNumId="68" w15:restartNumberingAfterBreak="0">
     <w:nsid w:val="60740757"/>
     <w:multiLevelType w:val="multilevel"/>
     <w:tmpl w:val="9556766A"/>
@@ -10662,7 +12346,7 @@
       </w:rPr>
     </w:lvl>
   </w:abstractNum>
-  <w:abstractNum w:abstractNumId="62" w15:restartNumberingAfterBreak="0">
+  <w:abstractNum w:abstractNumId="69" w15:restartNumberingAfterBreak="0">
     <w:nsid w:val="645C770A"/>
     <w:multiLevelType w:val="multilevel"/>
     <w:tmpl w:val="279E2C78"/>
@@ -10811,7 +12495,7 @@
       </w:rPr>
     </w:lvl>
   </w:abstractNum>
-  <w:abstractNum w:abstractNumId="63" w15:restartNumberingAfterBreak="0">
+  <w:abstractNum w:abstractNumId="70" w15:restartNumberingAfterBreak="0">
     <w:nsid w:val="65C17BC4"/>
     <w:multiLevelType w:val="multilevel"/>
     <w:tmpl w:val="D5F0079A"/>
@@ -10960,7 +12644,7 @@
       </w:rPr>
     </w:lvl>
   </w:abstractNum>
-  <w:abstractNum w:abstractNumId="64" w15:restartNumberingAfterBreak="0">
+  <w:abstractNum w:abstractNumId="71" w15:restartNumberingAfterBreak="0">
     <w:nsid w:val="690A0505"/>
     <w:multiLevelType w:val="multilevel"/>
     <w:tmpl w:val="67C0B08C"/>
@@ -11109,7 +12793,7 @@
       </w:rPr>
     </w:lvl>
   </w:abstractNum>
-  <w:abstractNum w:abstractNumId="65" w15:restartNumberingAfterBreak="0">
+  <w:abstractNum w:abstractNumId="72" w15:restartNumberingAfterBreak="0">
     <w:nsid w:val="69116F7C"/>
     <w:multiLevelType w:val="multilevel"/>
     <w:tmpl w:val="7B3C147A"/>
@@ -11258,7 +12942,7 @@
       </w:rPr>
     </w:lvl>
   </w:abstractNum>
-  <w:abstractNum w:abstractNumId="66" w15:restartNumberingAfterBreak="0">
+  <w:abstractNum w:abstractNumId="73" w15:restartNumberingAfterBreak="0">
     <w:nsid w:val="691D51DE"/>
     <w:multiLevelType w:val="multilevel"/>
     <w:tmpl w:val="005873A0"/>
@@ -11407,7 +13091,7 @@
       </w:rPr>
     </w:lvl>
   </w:abstractNum>
-  <w:abstractNum w:abstractNumId="67" w15:restartNumberingAfterBreak="0">
+  <w:abstractNum w:abstractNumId="74" w15:restartNumberingAfterBreak="0">
     <w:nsid w:val="6F206C56"/>
     <w:multiLevelType w:val="multilevel"/>
     <w:tmpl w:val="C7823AD0"/>
@@ -11556,7 +13240,7 @@
       </w:rPr>
     </w:lvl>
   </w:abstractNum>
-  <w:abstractNum w:abstractNumId="68" w15:restartNumberingAfterBreak="0">
+  <w:abstractNum w:abstractNumId="75" w15:restartNumberingAfterBreak="0">
     <w:nsid w:val="6F7E7528"/>
     <w:multiLevelType w:val="multilevel"/>
     <w:tmpl w:val="A09E4560"/>
@@ -11705,7 +13389,7 @@
       </w:rPr>
     </w:lvl>
   </w:abstractNum>
-  <w:abstractNum w:abstractNumId="69" w15:restartNumberingAfterBreak="0">
+  <w:abstractNum w:abstractNumId="76" w15:restartNumberingAfterBreak="0">
     <w:nsid w:val="71824EC6"/>
     <w:multiLevelType w:val="multilevel"/>
     <w:tmpl w:val="AAA2BB46"/>
@@ -11854,7 +13538,7 @@
       </w:rPr>
     </w:lvl>
   </w:abstractNum>
-  <w:abstractNum w:abstractNumId="70" w15:restartNumberingAfterBreak="0">
+  <w:abstractNum w:abstractNumId="77" w15:restartNumberingAfterBreak="0">
     <w:nsid w:val="71F16D1B"/>
     <w:multiLevelType w:val="multilevel"/>
     <w:tmpl w:val="0C7C4082"/>
@@ -12003,7 +13687,7 @@
       </w:rPr>
     </w:lvl>
   </w:abstractNum>
-  <w:abstractNum w:abstractNumId="71" w15:restartNumberingAfterBreak="0">
+  <w:abstractNum w:abstractNumId="78" w15:restartNumberingAfterBreak="0">
     <w:nsid w:val="724A59FB"/>
     <w:multiLevelType w:val="multilevel"/>
     <w:tmpl w:val="75E68C5C"/>
@@ -12152,7 +13836,7 @@
       </w:rPr>
     </w:lvl>
   </w:abstractNum>
-  <w:abstractNum w:abstractNumId="72" w15:restartNumberingAfterBreak="0">
+  <w:abstractNum w:abstractNumId="79" w15:restartNumberingAfterBreak="0">
     <w:nsid w:val="72F56813"/>
     <w:multiLevelType w:val="multilevel"/>
     <w:tmpl w:val="C01471E0"/>
@@ -12301,7 +13985,7 @@
       </w:rPr>
     </w:lvl>
   </w:abstractNum>
-  <w:abstractNum w:abstractNumId="73" w15:restartNumberingAfterBreak="0">
+  <w:abstractNum w:abstractNumId="80" w15:restartNumberingAfterBreak="0">
     <w:nsid w:val="7415299A"/>
     <w:multiLevelType w:val="multilevel"/>
     <w:tmpl w:val="78B2E146"/>
@@ -12450,7 +14134,156 @@
       </w:rPr>
     </w:lvl>
   </w:abstractNum>
-  <w:abstractNum w:abstractNumId="74" w15:restartNumberingAfterBreak="0">
+  <w:abstractNum w:abstractNumId="81" w15:restartNumberingAfterBreak="0">
+    <w:nsid w:val="74286139"/>
+    <w:multiLevelType w:val="multilevel"/>
+    <w:tmpl w:val="20BC2544"/>
+    <w:lvl w:ilvl="0">
+      <w:start w:val="1"/>
+      <w:numFmt w:val="bullet"/>
+      <w:lvlText w:val=""/>
+      <w:lvlJc w:val="left"/>
+      <w:pPr>
+        <w:tabs>
+          <w:tab w:val="num" w:pos="720"/>
+        </w:tabs>
+        <w:ind w:left="720" w:hanging="360"/>
+      </w:pPr>
+      <w:rPr>
+        <w:rFonts w:ascii="Symbol" w:hAnsi="Symbol" w:hint="default"/>
+        <w:sz w:val="20"/>
+      </w:rPr>
+    </w:lvl>
+    <w:lvl w:ilvl="1" w:tentative="1">
+      <w:start w:val="1"/>
+      <w:numFmt w:val="bullet"/>
+      <w:lvlText w:val="o"/>
+      <w:lvlJc w:val="left"/>
+      <w:pPr>
+        <w:tabs>
+          <w:tab w:val="num" w:pos="1440"/>
+        </w:tabs>
+        <w:ind w:left="1440" w:hanging="360"/>
+      </w:pPr>
+      <w:rPr>
+        <w:rFonts w:ascii="Courier New" w:hAnsi="Courier New" w:hint="default"/>
+        <w:sz w:val="20"/>
+      </w:rPr>
+    </w:lvl>
+    <w:lvl w:ilvl="2" w:tentative="1">
+      <w:start w:val="1"/>
+      <w:numFmt w:val="bullet"/>
+      <w:lvlText w:val=""/>
+      <w:lvlJc w:val="left"/>
+      <w:pPr>
+        <w:tabs>
+          <w:tab w:val="num" w:pos="2160"/>
+        </w:tabs>
+        <w:ind w:left="2160" w:hanging="360"/>
+      </w:pPr>
+      <w:rPr>
+        <w:rFonts w:ascii="Wingdings" w:hAnsi="Wingdings" w:hint="default"/>
+        <w:sz w:val="20"/>
+      </w:rPr>
+    </w:lvl>
+    <w:lvl w:ilvl="3" w:tentative="1">
+      <w:start w:val="1"/>
+      <w:numFmt w:val="bullet"/>
+      <w:lvlText w:val=""/>
+      <w:lvlJc w:val="left"/>
+      <w:pPr>
+        <w:tabs>
+          <w:tab w:val="num" w:pos="2880"/>
+        </w:tabs>
+        <w:ind w:left="2880" w:hanging="360"/>
+      </w:pPr>
+      <w:rPr>
+        <w:rFonts w:ascii="Wingdings" w:hAnsi="Wingdings" w:hint="default"/>
+        <w:sz w:val="20"/>
+      </w:rPr>
+    </w:lvl>
+    <w:lvl w:ilvl="4" w:tentative="1">
+      <w:start w:val="1"/>
+      <w:numFmt w:val="bullet"/>
+      <w:lvlText w:val=""/>
+      <w:lvlJc w:val="left"/>
+      <w:pPr>
+        <w:tabs>
+          <w:tab w:val="num" w:pos="3600"/>
+        </w:tabs>
+        <w:ind w:left="3600" w:hanging="360"/>
+      </w:pPr>
+      <w:rPr>
+        <w:rFonts w:ascii="Wingdings" w:hAnsi="Wingdings" w:hint="default"/>
+        <w:sz w:val="20"/>
+      </w:rPr>
+    </w:lvl>
+    <w:lvl w:ilvl="5" w:tentative="1">
+      <w:start w:val="1"/>
+      <w:numFmt w:val="bullet"/>
+      <w:lvlText w:val=""/>
+      <w:lvlJc w:val="left"/>
+      <w:pPr>
+        <w:tabs>
+          <w:tab w:val="num" w:pos="4320"/>
+        </w:tabs>
+        <w:ind w:left="4320" w:hanging="360"/>
+      </w:pPr>
+      <w:rPr>
+        <w:rFonts w:ascii="Wingdings" w:hAnsi="Wingdings" w:hint="default"/>
+        <w:sz w:val="20"/>
+      </w:rPr>
+    </w:lvl>
+    <w:lvl w:ilvl="6" w:tentative="1">
+      <w:start w:val="1"/>
+      <w:numFmt w:val="bullet"/>
+      <w:lvlText w:val=""/>
+      <w:lvlJc w:val="left"/>
+      <w:pPr>
+        <w:tabs>
+          <w:tab w:val="num" w:pos="5040"/>
+        </w:tabs>
+        <w:ind w:left="5040" w:hanging="360"/>
+      </w:pPr>
+      <w:rPr>
+        <w:rFonts w:ascii="Wingdings" w:hAnsi="Wingdings" w:hint="default"/>
+        <w:sz w:val="20"/>
+      </w:rPr>
+    </w:lvl>
+    <w:lvl w:ilvl="7" w:tentative="1">
+      <w:start w:val="1"/>
+      <w:numFmt w:val="bullet"/>
+      <w:lvlText w:val=""/>
+      <w:lvlJc w:val="left"/>
+      <w:pPr>
+        <w:tabs>
+          <w:tab w:val="num" w:pos="5760"/>
+        </w:tabs>
+        <w:ind w:left="5760" w:hanging="360"/>
+      </w:pPr>
+      <w:rPr>
+        <w:rFonts w:ascii="Wingdings" w:hAnsi="Wingdings" w:hint="default"/>
+        <w:sz w:val="20"/>
+      </w:rPr>
+    </w:lvl>
+    <w:lvl w:ilvl="8" w:tentative="1">
+      <w:start w:val="1"/>
+      <w:numFmt w:val="bullet"/>
+      <w:lvlText w:val=""/>
+      <w:lvlJc w:val="left"/>
+      <w:pPr>
+        <w:tabs>
+          <w:tab w:val="num" w:pos="6480"/>
+        </w:tabs>
+        <w:ind w:left="6480" w:hanging="360"/>
+      </w:pPr>
+      <w:rPr>
+        <w:rFonts w:ascii="Wingdings" w:hAnsi="Wingdings" w:hint="default"/>
+        <w:sz w:val="20"/>
+      </w:rPr>
+    </w:lvl>
+  </w:abstractNum>
+  <w:abstractNum w:abstractNumId="82" w15:restartNumberingAfterBreak="0">
     <w:nsid w:val="74385EDA"/>
     <w:multiLevelType w:val="multilevel"/>
     <w:tmpl w:val="2230E476"/>
@@ -12599,7 +14432,7 @@
       </w:rPr>
     </w:lvl>
   </w:abstractNum>
-  <w:abstractNum w:abstractNumId="75" w15:restartNumberingAfterBreak="0">
+  <w:abstractNum w:abstractNumId="83" w15:restartNumberingAfterBreak="0">
     <w:nsid w:val="771959D1"/>
     <w:multiLevelType w:val="multilevel"/>
     <w:tmpl w:val="EBEA0404"/>
@@ -12748,7 +14581,7 @@
       </w:rPr>
     </w:lvl>
   </w:abstractNum>
-  <w:abstractNum w:abstractNumId="76" w15:restartNumberingAfterBreak="0">
+  <w:abstractNum w:abstractNumId="84" w15:restartNumberingAfterBreak="0">
     <w:nsid w:val="782169FC"/>
     <w:multiLevelType w:val="multilevel"/>
     <w:tmpl w:val="85FEDFBE"/>
@@ -12897,7 +14730,7 @@
       </w:rPr>
     </w:lvl>
   </w:abstractNum>
-  <w:abstractNum w:abstractNumId="77" w15:restartNumberingAfterBreak="0">
+  <w:abstractNum w:abstractNumId="85" w15:restartNumberingAfterBreak="0">
     <w:nsid w:val="789373EA"/>
     <w:multiLevelType w:val="multilevel"/>
     <w:tmpl w:val="3E2EC67A"/>
@@ -13046,7 +14879,7 @@
       </w:rPr>
     </w:lvl>
   </w:abstractNum>
-  <w:abstractNum w:abstractNumId="78" w15:restartNumberingAfterBreak="0">
+  <w:abstractNum w:abstractNumId="86" w15:restartNumberingAfterBreak="0">
     <w:nsid w:val="7A1C5053"/>
     <w:multiLevelType w:val="multilevel"/>
     <w:tmpl w:val="A0B81F72"/>
@@ -13195,7 +15028,7 @@
       </w:rPr>
     </w:lvl>
   </w:abstractNum>
-  <w:abstractNum w:abstractNumId="79" w15:restartNumberingAfterBreak="0">
+  <w:abstractNum w:abstractNumId="87" w15:restartNumberingAfterBreak="0">
     <w:nsid w:val="7D2E192B"/>
     <w:multiLevelType w:val="multilevel"/>
     <w:tmpl w:val="97A40908"/>
@@ -13344,7 +15177,7 @@
       </w:rPr>
     </w:lvl>
   </w:abstractNum>
-  <w:abstractNum w:abstractNumId="80" w15:restartNumberingAfterBreak="0">
+  <w:abstractNum w:abstractNumId="88" w15:restartNumberingAfterBreak="0">
     <w:nsid w:val="7D8536BB"/>
     <w:multiLevelType w:val="multilevel"/>
     <w:tmpl w:val="AF5E2110"/>
@@ -13493,7 +15326,7 @@
       </w:rPr>
     </w:lvl>
   </w:abstractNum>
-  <w:abstractNum w:abstractNumId="81" w15:restartNumberingAfterBreak="0">
+  <w:abstractNum w:abstractNumId="89" w15:restartNumberingAfterBreak="0">
     <w:nsid w:val="7E5F6760"/>
     <w:multiLevelType w:val="multilevel"/>
     <w:tmpl w:val="35F8EA54"/>
@@ -13642,7 +15475,7 @@
       </w:rPr>
     </w:lvl>
   </w:abstractNum>
-  <w:abstractNum w:abstractNumId="82" w15:restartNumberingAfterBreak="0">
+  <w:abstractNum w:abstractNumId="90" w15:restartNumberingAfterBreak="0">
     <w:nsid w:val="7F48356B"/>
     <w:multiLevelType w:val="multilevel"/>
     <w:tmpl w:val="EE1C2B28"/>
@@ -13791,7 +15624,7 @@
       </w:rPr>
     </w:lvl>
   </w:abstractNum>
-  <w:abstractNum w:abstractNumId="83" w15:restartNumberingAfterBreak="0">
+  <w:abstractNum w:abstractNumId="91" w15:restartNumberingAfterBreak="0">
     <w:nsid w:val="7F52360F"/>
     <w:multiLevelType w:val="multilevel"/>
     <w:tmpl w:val="200CF52A"/>
@@ -13941,256 +15774,280 @@
     </w:lvl>
   </w:abstractNum>
   <w:num w:numId="1" w16cid:durableId="2136679740">
-    <w:abstractNumId w:val="35"/>
+    <w:abstractNumId w:val="39"/>
   </w:num>
   <w:num w:numId="2" w16cid:durableId="1788238221">
-    <w:abstractNumId w:val="17"/>
+    <w:abstractNumId w:val="19"/>
   </w:num>
   <w:num w:numId="3" w16cid:durableId="1166824005">
-    <w:abstractNumId w:val="46"/>
+    <w:abstractNumId w:val="52"/>
   </w:num>
   <w:num w:numId="4" w16cid:durableId="1764573601">
-    <w:abstractNumId w:val="73"/>
+    <w:abstractNumId w:val="80"/>
   </w:num>
   <w:num w:numId="5" w16cid:durableId="188764800">
-    <w:abstractNumId w:val="69"/>
+    <w:abstractNumId w:val="76"/>
   </w:num>
   <w:num w:numId="6" w16cid:durableId="510727720">
-    <w:abstractNumId w:val="39"/>
+    <w:abstractNumId w:val="43"/>
   </w:num>
   <w:num w:numId="7" w16cid:durableId="640309829">
-    <w:abstractNumId w:val="23"/>
+    <w:abstractNumId w:val="25"/>
   </w:num>
   <w:num w:numId="8" w16cid:durableId="551695342">
-    <w:abstractNumId w:val="59"/>
+    <w:abstractNumId w:val="66"/>
   </w:num>
   <w:num w:numId="9" w16cid:durableId="2020934423">
-    <w:abstractNumId w:val="57"/>
+    <w:abstractNumId w:val="64"/>
   </w:num>
   <w:num w:numId="10" w16cid:durableId="511997346">
-    <w:abstractNumId w:val="38"/>
+    <w:abstractNumId w:val="42"/>
   </w:num>
   <w:num w:numId="11" w16cid:durableId="1846480219">
-    <w:abstractNumId w:val="12"/>
+    <w:abstractNumId w:val="14"/>
   </w:num>
   <w:num w:numId="12" w16cid:durableId="1578514191">
     <w:abstractNumId w:val="2"/>
   </w:num>
   <w:num w:numId="13" w16cid:durableId="378089779">
-    <w:abstractNumId w:val="74"/>
+    <w:abstractNumId w:val="82"/>
   </w:num>
   <w:num w:numId="14" w16cid:durableId="1104618906">
+    <w:abstractNumId w:val="24"/>
+  </w:num>
+  <w:num w:numId="15" w16cid:durableId="360474818">
+    <w:abstractNumId w:val="35"/>
+  </w:num>
+  <w:num w:numId="16" w16cid:durableId="244581054">
+    <w:abstractNumId w:val="30"/>
+  </w:num>
+  <w:num w:numId="17" w16cid:durableId="839854522">
+    <w:abstractNumId w:val="69"/>
+  </w:num>
+  <w:num w:numId="18" w16cid:durableId="1388256806">
+    <w:abstractNumId w:val="88"/>
+  </w:num>
+  <w:num w:numId="19" w16cid:durableId="1786383631">
+    <w:abstractNumId w:val="63"/>
+  </w:num>
+  <w:num w:numId="20" w16cid:durableId="1632053132">
+    <w:abstractNumId w:val="37"/>
+  </w:num>
+  <w:num w:numId="21" w16cid:durableId="484711823">
+    <w:abstractNumId w:val="73"/>
+  </w:num>
+  <w:num w:numId="22" w16cid:durableId="1459107919">
+    <w:abstractNumId w:val="31"/>
+  </w:num>
+  <w:num w:numId="23" w16cid:durableId="132724233">
+    <w:abstractNumId w:val="78"/>
+  </w:num>
+  <w:num w:numId="24" w16cid:durableId="1067145093">
+    <w:abstractNumId w:val="49"/>
+  </w:num>
+  <w:num w:numId="25" w16cid:durableId="1818378657">
+    <w:abstractNumId w:val="44"/>
+  </w:num>
+  <w:num w:numId="26" w16cid:durableId="2016879665">
+    <w:abstractNumId w:val="87"/>
+  </w:num>
+  <w:num w:numId="27" w16cid:durableId="1896968251">
+    <w:abstractNumId w:val="21"/>
+  </w:num>
+  <w:num w:numId="28" w16cid:durableId="791751936">
+    <w:abstractNumId w:val="67"/>
+  </w:num>
+  <w:num w:numId="29" w16cid:durableId="2093428565">
     <w:abstractNumId w:val="22"/>
   </w:num>
-  <w:num w:numId="15" w16cid:durableId="360474818">
-    <w:abstractNumId w:val="32"/>
+  <w:num w:numId="30" w16cid:durableId="1461802735">
+    <w:abstractNumId w:val="12"/>
   </w:num>
-  <w:num w:numId="16" w16cid:durableId="244581054">
-    <w:abstractNumId w:val="28"/>
+  <w:num w:numId="31" w16cid:durableId="500049884">
+    <w:abstractNumId w:val="53"/>
   </w:num>
-  <w:num w:numId="17" w16cid:durableId="839854522">
-    <w:abstractNumId w:val="62"/>
-  </w:num>
-  <w:num w:numId="18" w16cid:durableId="1388256806">
-    <w:abstractNumId w:val="80"/>
-  </w:num>
-  <w:num w:numId="19" w16cid:durableId="1786383631">
-    <w:abstractNumId w:val="56"/>
-  </w:num>
-  <w:num w:numId="20" w16cid:durableId="1632053132">
-    <w:abstractNumId w:val="33"/>
-  </w:num>
-  <w:num w:numId="21" w16cid:durableId="484711823">
-    <w:abstractNumId w:val="66"/>
-  </w:num>
-  <w:num w:numId="22" w16cid:durableId="1459107919">
-    <w:abstractNumId w:val="29"/>
-  </w:num>
-  <w:num w:numId="23" w16cid:durableId="132724233">
-    <w:abstractNumId w:val="71"/>
-  </w:num>
-  <w:num w:numId="24" w16cid:durableId="1067145093">
-    <w:abstractNumId w:val="44"/>
-  </w:num>
-  <w:num w:numId="25" w16cid:durableId="1818378657">
-    <w:abstractNumId w:val="40"/>
-  </w:num>
-  <w:num w:numId="26" w16cid:durableId="2016879665">
-    <w:abstractNumId w:val="79"/>
-  </w:num>
-  <w:num w:numId="27" w16cid:durableId="1896968251">
-    <w:abstractNumId w:val="19"/>
-  </w:num>
-  <w:num w:numId="28" w16cid:durableId="791751936">
+  <w:num w:numId="32" w16cid:durableId="1257860979">
     <w:abstractNumId w:val="60"/>
   </w:num>
-  <w:num w:numId="29" w16cid:durableId="2093428565">
-    <w:abstractNumId w:val="20"/>
-  </w:num>
-  <w:num w:numId="30" w16cid:durableId="1461802735">
-    <w:abstractNumId w:val="10"/>
-  </w:num>
-  <w:num w:numId="31" w16cid:durableId="500049884">
-    <w:abstractNumId w:val="47"/>
-  </w:num>
-  <w:num w:numId="32" w16cid:durableId="1257860979">
-    <w:abstractNumId w:val="53"/>
-  </w:num>
   <w:num w:numId="33" w16cid:durableId="1856532754">
-    <w:abstractNumId w:val="49"/>
+    <w:abstractNumId w:val="55"/>
   </w:num>
   <w:num w:numId="34" w16cid:durableId="670717859">
     <w:abstractNumId w:val="5"/>
   </w:num>
   <w:num w:numId="35" w16cid:durableId="33429240">
-    <w:abstractNumId w:val="41"/>
+    <w:abstractNumId w:val="45"/>
   </w:num>
   <w:num w:numId="36" w16cid:durableId="840660728">
-    <w:abstractNumId w:val="51"/>
+    <w:abstractNumId w:val="58"/>
   </w:num>
   <w:num w:numId="37" w16cid:durableId="752552443">
-    <w:abstractNumId w:val="52"/>
+    <w:abstractNumId w:val="59"/>
   </w:num>
   <w:num w:numId="38" w16cid:durableId="1891113332">
-    <w:abstractNumId w:val="15"/>
+    <w:abstractNumId w:val="17"/>
   </w:num>
   <w:num w:numId="39" w16cid:durableId="1012100508">
-    <w:abstractNumId w:val="21"/>
+    <w:abstractNumId w:val="23"/>
   </w:num>
   <w:num w:numId="40" w16cid:durableId="733747314">
-    <w:abstractNumId w:val="36"/>
+    <w:abstractNumId w:val="40"/>
   </w:num>
   <w:num w:numId="41" w16cid:durableId="1615207630">
+    <w:abstractNumId w:val="85"/>
+  </w:num>
+  <w:num w:numId="42" w16cid:durableId="1209685121">
+    <w:abstractNumId w:val="34"/>
+  </w:num>
+  <w:num w:numId="43" w16cid:durableId="1432508296">
+    <w:abstractNumId w:val="13"/>
+  </w:num>
+  <w:num w:numId="44" w16cid:durableId="1671713202">
+    <w:abstractNumId w:val="54"/>
+  </w:num>
+  <w:num w:numId="45" w16cid:durableId="558441367">
     <w:abstractNumId w:val="77"/>
   </w:num>
-  <w:num w:numId="42" w16cid:durableId="1209685121">
-    <w:abstractNumId w:val="31"/>
-  </w:num>
-  <w:num w:numId="43" w16cid:durableId="1432508296">
+  <w:num w:numId="46" w16cid:durableId="1301769755">
     <w:abstractNumId w:val="11"/>
   </w:num>
-  <w:num w:numId="44" w16cid:durableId="1671713202">
+  <w:num w:numId="47" w16cid:durableId="1255700740">
+    <w:abstractNumId w:val="61"/>
+  </w:num>
+  <w:num w:numId="48" w16cid:durableId="1613516090">
+    <w:abstractNumId w:val="75"/>
+  </w:num>
+  <w:num w:numId="49" w16cid:durableId="1287657885">
+    <w:abstractNumId w:val="74"/>
+  </w:num>
+  <w:num w:numId="50" w16cid:durableId="465047122">
+    <w:abstractNumId w:val="50"/>
+  </w:num>
+  <w:num w:numId="51" w16cid:durableId="421881451">
+    <w:abstractNumId w:val="9"/>
+  </w:num>
+  <w:num w:numId="52" w16cid:durableId="1944459059">
+    <w:abstractNumId w:val="72"/>
+  </w:num>
+  <w:num w:numId="53" w16cid:durableId="2013679682">
+    <w:abstractNumId w:val="26"/>
+  </w:num>
+  <w:num w:numId="54" w16cid:durableId="2054498748">
+    <w:abstractNumId w:val="32"/>
+  </w:num>
+  <w:num w:numId="55" w16cid:durableId="1921984355">
     <w:abstractNumId w:val="48"/>
   </w:num>
-  <w:num w:numId="45" w16cid:durableId="558441367">
-    <w:abstractNumId w:val="70"/>
-  </w:num>
-  <w:num w:numId="46" w16cid:durableId="1301769755">
-    <w:abstractNumId w:val="9"/>
-  </w:num>
-  <w:num w:numId="47" w16cid:durableId="1255700740">
-    <w:abstractNumId w:val="54"/>
-  </w:num>
-  <w:num w:numId="48" w16cid:durableId="1613516090">
-    <w:abstractNumId w:val="68"/>
-  </w:num>
-  <w:num w:numId="49" w16cid:durableId="1287657885">
-    <w:abstractNumId w:val="67"/>
-  </w:num>
-  <w:num w:numId="50" w16cid:durableId="465047122">
-    <w:abstractNumId w:val="45"/>
-  </w:num>
-  <w:num w:numId="51" w16cid:durableId="421881451">
-    <w:abstractNumId w:val="7"/>
-  </w:num>
-  <w:num w:numId="52" w16cid:durableId="1944459059">
-    <w:abstractNumId w:val="65"/>
-  </w:num>
-  <w:num w:numId="53" w16cid:durableId="2013679682">
-    <w:abstractNumId w:val="24"/>
-  </w:num>
-  <w:num w:numId="54" w16cid:durableId="2054498748">
-    <w:abstractNumId w:val="30"/>
-  </w:num>
-  <w:num w:numId="55" w16cid:durableId="1921984355">
-    <w:abstractNumId w:val="43"/>
-  </w:num>
   <w:num w:numId="56" w16cid:durableId="1866945447">
-    <w:abstractNumId w:val="42"/>
+    <w:abstractNumId w:val="46"/>
   </w:num>
   <w:num w:numId="57" w16cid:durableId="776488844">
     <w:abstractNumId w:val="3"/>
   </w:num>
   <w:num w:numId="58" w16cid:durableId="682974461">
-    <w:abstractNumId w:val="8"/>
+    <w:abstractNumId w:val="10"/>
   </w:num>
   <w:num w:numId="59" w16cid:durableId="17003977">
-    <w:abstractNumId w:val="18"/>
+    <w:abstractNumId w:val="20"/>
   </w:num>
   <w:num w:numId="60" w16cid:durableId="109905482">
-    <w:abstractNumId w:val="83"/>
+    <w:abstractNumId w:val="91"/>
   </w:num>
   <w:num w:numId="61" w16cid:durableId="1845170824">
-    <w:abstractNumId w:val="63"/>
+    <w:abstractNumId w:val="70"/>
   </w:num>
   <w:num w:numId="62" w16cid:durableId="1174146926">
     <w:abstractNumId w:val="6"/>
   </w:num>
   <w:num w:numId="63" w16cid:durableId="729155742">
-    <w:abstractNumId w:val="26"/>
+    <w:abstractNumId w:val="28"/>
   </w:num>
   <w:num w:numId="64" w16cid:durableId="684401192">
-    <w:abstractNumId w:val="55"/>
+    <w:abstractNumId w:val="62"/>
   </w:num>
   <w:num w:numId="65" w16cid:durableId="151065219">
-    <w:abstractNumId w:val="82"/>
+    <w:abstractNumId w:val="90"/>
   </w:num>
   <w:num w:numId="66" w16cid:durableId="615873367">
-    <w:abstractNumId w:val="50"/>
+    <w:abstractNumId w:val="57"/>
   </w:num>
   <w:num w:numId="67" w16cid:durableId="2050253048">
-    <w:abstractNumId w:val="16"/>
+    <w:abstractNumId w:val="18"/>
   </w:num>
   <w:num w:numId="68" w16cid:durableId="396707987">
-    <w:abstractNumId w:val="58"/>
+    <w:abstractNumId w:val="65"/>
   </w:num>
   <w:num w:numId="69" w16cid:durableId="1705517667">
-    <w:abstractNumId w:val="78"/>
+    <w:abstractNumId w:val="86"/>
   </w:num>
   <w:num w:numId="70" w16cid:durableId="567300139">
-    <w:abstractNumId w:val="61"/>
+    <w:abstractNumId w:val="68"/>
   </w:num>
   <w:num w:numId="71" w16cid:durableId="2145853181">
-    <w:abstractNumId w:val="37"/>
+    <w:abstractNumId w:val="41"/>
   </w:num>
   <w:num w:numId="72" w16cid:durableId="1004742024">
-    <w:abstractNumId w:val="75"/>
+    <w:abstractNumId w:val="83"/>
   </w:num>
   <w:num w:numId="73" w16cid:durableId="163983966">
     <w:abstractNumId w:val="0"/>
   </w:num>
   <w:num w:numId="74" w16cid:durableId="768350790">
-    <w:abstractNumId w:val="81"/>
+    <w:abstractNumId w:val="89"/>
   </w:num>
   <w:num w:numId="75" w16cid:durableId="1993942946">
-    <w:abstractNumId w:val="13"/>
+    <w:abstractNumId w:val="15"/>
   </w:num>
   <w:num w:numId="76" w16cid:durableId="30153015">
-    <w:abstractNumId w:val="25"/>
+    <w:abstractNumId w:val="27"/>
   </w:num>
   <w:num w:numId="77" w16cid:durableId="364067289">
-    <w:abstractNumId w:val="76"/>
+    <w:abstractNumId w:val="84"/>
   </w:num>
   <w:num w:numId="78" w16cid:durableId="348871771">
     <w:abstractNumId w:val="4"/>
   </w:num>
   <w:num w:numId="79" w16cid:durableId="865094965">
-    <w:abstractNumId w:val="64"/>
+    <w:abstractNumId w:val="71"/>
   </w:num>
   <w:num w:numId="80" w16cid:durableId="1772117691">
-    <w:abstractNumId w:val="34"/>
+    <w:abstractNumId w:val="38"/>
   </w:num>
   <w:num w:numId="81" w16cid:durableId="347876285">
     <w:abstractNumId w:val="1"/>
   </w:num>
   <w:num w:numId="82" w16cid:durableId="2062828092">
-    <w:abstractNumId w:val="14"/>
+    <w:abstractNumId w:val="16"/>
   </w:num>
   <w:num w:numId="83" w16cid:durableId="1287545291">
-    <w:abstractNumId w:val="27"/>
+    <w:abstractNumId w:val="29"/>
   </w:num>
   <w:num w:numId="84" w16cid:durableId="321734759">
-    <w:abstractNumId w:val="72"/>
+    <w:abstractNumId w:val="79"/>
+  </w:num>
+  <w:num w:numId="85" w16cid:durableId="1422212911">
+    <w:abstractNumId w:val="51"/>
+  </w:num>
+  <w:num w:numId="86" w16cid:durableId="1320160638">
+    <w:abstractNumId w:val="33"/>
+  </w:num>
+  <w:num w:numId="87" w16cid:durableId="254637881">
+    <w:abstractNumId w:val="47"/>
+  </w:num>
+  <w:num w:numId="88" w16cid:durableId="1343698725">
+    <w:abstractNumId w:val="7"/>
+  </w:num>
+  <w:num w:numId="89" w16cid:durableId="250941630">
+    <w:abstractNumId w:val="56"/>
+  </w:num>
+  <w:num w:numId="90" w16cid:durableId="2135052442">
+    <w:abstractNumId w:val="8"/>
+  </w:num>
+  <w:num w:numId="91" w16cid:durableId="375348638">
+    <w:abstractNumId w:val="81"/>
+  </w:num>
+  <w:num w:numId="92" w16cid:durableId="1057702233">
+    <w:abstractNumId w:val="36"/>
   </w:num>
 </w:numbering>
 </file>
